--- a/generador/plantillas/8_Orden_de_servicio.docx
+++ b/generador/plantillas/8_Orden_de_servicio.docx
@@ -104,50 +104,14 @@
         </w:rPr>
       </w:pPr>
     </w:p>
-    <w:sdt>
-      <w:sdtPr>
-        <w:rPr>
-          <w:rFonts w:ascii="Titillium Web" w:hAnsi="Titillium Web"/>
-          <w:sz w:val="22"/>
-          <w:szCs w:val="22"/>
-        </w:rPr>
-        <w:id w:val="-2085445519"/>
-        <w:placeholder>
-          <w:docPart w:val="E15D1E26799F4B0EB3DBA660E9C5C1A4"/>
-        </w:placeholder>
-        <w:temporary/>
-        <w:comboBox>
-          <w:listItem w:displayText="Señor" w:value="Señor"/>
-          <w:listItem w:displayText="Señores" w:value="Señores"/>
-          <w:listItem w:displayText="Señora" w:value="Señora"/>
-        </w:comboBox>
-      </w:sdtPr>
-      <w:sdtContent>
-        <w:p>
-          <w:pPr>
-            <w:widowControl w:val="0"/>
-            <w:numPr>
-              <w:ilvl w:val="12"/>
-              <w:numId w:val="0"/>
-            </w:numPr>
-            <w:jc w:val="both"/>
-            <w:rPr>
-              <w:rFonts w:ascii="Titillium Web" w:hAnsi="Titillium Web"/>
-              <w:sz w:val="22"/>
-              <w:szCs w:val="22"/>
-            </w:rPr>
-          </w:pPr>
-          <w:r>
-            <w:rPr>
-              <w:rFonts w:ascii="Titillium Web" w:hAnsi="Titillium Web"/>
-              <w:sz w:val="22"/>
-              <w:szCs w:val="22"/>
-            </w:rPr>
-            <w:t>Señor</w:t>
-          </w:r>
-        </w:p>
-      </w:sdtContent>
-    </w:sdt>
+    <w:r>
+      <w:rPr>
+        <w:rFonts w:ascii="Titillium Web" w:hAnsi="Titillium Web"/>
+        <w:sz w:val="22"/>
+        <w:szCs w:val="22"/>
+      </w:rPr>
+      <w:t xml:space="preserve">{proveedorTrato}</w:t>
+    </w:r>
     <w:p>
       <w:pPr>
         <w:widowControl w:val="0"/>
@@ -424,31 +388,14 @@
         </w:rPr>
         <w:t xml:space="preserve">Por lo antes expuesto, debo informarle la decisión de adjudicación a su favor, basada en el cumplimiento de los requerimientos establecidos en la solicitud de cotización remitida por parte del administrador </w:t>
       </w:r>
-      <w:sdt>
-        <w:sdtPr>
-          <w:rPr>
-            <w:rFonts w:ascii="Titillium Web" w:hAnsi="Titillium Web"/>
-            <w:sz w:val="22"/>
-            <w:szCs w:val="22"/>
-          </w:rPr>
-          <w:id w:val="2065359395"/>
-          <w:temporary/>
-          <w:comboBox>
-            <w:listItem w:displayText="del" w:value="del"/>
-            <w:listItem w:displayText="de la" w:value="de la"/>
-          </w:comboBox>
-        </w:sdtPr>
-        <w:sdtContent>
-          <w:r>
-            <w:rPr>
-              <w:rFonts w:ascii="Titillium Web" w:hAnsi="Titillium Web"/>
-              <w:sz w:val="22"/>
-              <w:szCs w:val="22"/>
-            </w:rPr>
-            <w:t>del/de la</w:t>
-          </w:r>
-        </w:sdtContent>
-      </w:sdt>
+      <w:r>
+        <w:rPr>
+          <w:rFonts w:ascii="Titillium Web" w:hAnsi="Titillium Web"/>
+          <w:sz w:val="22"/>
+          <w:szCs w:val="22"/>
+        </w:rPr>
+        <w:t xml:space="preserve">{dellaAP}</w:t>
+      </w:r>
       <w:r>
         <w:rPr>
           <w:rFonts w:ascii="Titillium Web" w:hAnsi="Titillium Web"/>
@@ -1232,35 +1179,16 @@
         </w:rPr>
         <w:t xml:space="preserve">El plazo para la entrega del servicio es de {plazo} </w:t>
       </w:r>
-      <w:sdt>
-        <w:sdtPr>
-          <w:rPr>
-            <w:rFonts w:ascii="Titillium Web" w:eastAsia="Arial Unicode MS" w:hAnsi="Titillium Web"/>
-            <w:color w:val="000000" w:themeColor="text1"/>
-            <w:sz w:val="22"/>
-            <w:szCs w:val="22"/>
-            <w:lang w:val="es-ES_tradnl"/>
-          </w:rPr>
-          <w:id w:val="906428955"/>
-          <w:temporary/>
-          <w:comboBox>
-            <w:listItem w:displayText="día contado" w:value="día contado"/>
-            <w:listItem w:displayText="días contados" w:value="días contados"/>
-          </w:comboBox>
-        </w:sdtPr>
-        <w:sdtContent>
-          <w:r>
-            <w:rPr>
-              <w:rFonts w:ascii="Titillium Web" w:eastAsia="Arial Unicode MS" w:hAnsi="Titillium Web"/>
-              <w:color w:val="000000" w:themeColor="text1"/>
-              <w:sz w:val="22"/>
-              <w:szCs w:val="22"/>
-              <w:lang w:val="es-ES_tradnl"/>
-            </w:rPr>
-            <w:t>día contado</w:t>
-          </w:r>
-        </w:sdtContent>
-      </w:sdt>
+      <w:r>
+        <w:rPr>
+          <w:rFonts w:ascii="Titillium Web" w:eastAsia="Arial Unicode MS" w:hAnsi="Titillium Web"/>
+          <w:color w:val="000000" w:themeColor="text1"/>
+          <w:sz w:val="22"/>
+          <w:szCs w:val="22"/>
+          <w:lang w:val="es-ES_tradnl"/>
+        </w:rPr>
+        <w:t xml:space="preserve">{diaContadoDiasContados}</w:t>
+      </w:r>
       <w:r>
         <w:rPr>
           <w:rFonts w:ascii="Titillium Web" w:eastAsia="Arial Unicode MS" w:hAnsi="Titillium Web"/>
@@ -1282,40 +1210,17 @@
         </w:rPr>
         <w:t xml:space="preserve">El servicio será realizado en {lugar} a satisfacción </w:t>
       </w:r>
-      <w:sdt>
-        <w:sdtPr>
-          <w:rPr>
-            <w:rFonts w:ascii="Titillium Web" w:eastAsia="Arial Unicode MS" w:hAnsi="Titillium Web"/>
-            <w:bCs/>
-            <w:color w:val="000000" w:themeColor="text1"/>
-            <w:sz w:val="22"/>
-            <w:szCs w:val="22"/>
-            <w:lang w:val="es-ES_tradnl"/>
-          </w:rPr>
-          <w:id w:val="-393359944"/>
-          <w:placeholder>
-            <w:docPart w:val="F0A1E85E86FF4FC3886CDB3D0885BDCC"/>
-          </w:placeholder>
-          <w:temporary/>
-          <w:comboBox>
-            <w:listItem w:displayText="del administrador" w:value="del administrador"/>
-            <w:listItem w:displayText="de la administradora" w:value="de la administradora"/>
-          </w:comboBox>
-        </w:sdtPr>
-        <w:sdtContent>
-          <w:r>
-            <w:rPr>
-              <w:rFonts w:ascii="Titillium Web" w:eastAsia="Arial Unicode MS" w:hAnsi="Titillium Web"/>
-              <w:bCs/>
-              <w:color w:val="000000" w:themeColor="text1"/>
-              <w:sz w:val="22"/>
-              <w:szCs w:val="22"/>
-              <w:lang w:val="es-ES_tradnl"/>
-            </w:rPr>
-            <w:t>del/la administrador/a</w:t>
-          </w:r>
-        </w:sdtContent>
-      </w:sdt>
+      <w:r>
+        <w:rPr>
+          <w:rFonts w:ascii="Titillium Web" w:eastAsia="Arial Unicode MS" w:hAnsi="Titillium Web"/>
+          <w:bCs/>
+          <w:color w:val="000000" w:themeColor="text1"/>
+          <w:sz w:val="22"/>
+          <w:szCs w:val="22"/>
+          <w:lang w:val="es-ES_tradnl"/>
+        </w:rPr>
+        <w:t xml:space="preserve">{dellaadministradorAP}</w:t>
+      </w:r>
       <w:r>
         <w:rPr>
           <w:rFonts w:ascii="Titillium Web" w:eastAsia="Arial Unicode MS" w:hAnsi="Titillium Web"/>
@@ -2836,35 +2741,16 @@
         </w:rPr>
         <w:t xml:space="preserve">Finalizada la ejecución del servicio "{objeto}" </w:t>
       </w:r>
-      <w:sdt>
-        <w:sdtPr>
-          <w:rPr>
-            <w:rFonts w:ascii="Titillium Web" w:eastAsia="Arial Unicode MS" w:hAnsi="Titillium Web"/>
-            <w:color w:val="000000" w:themeColor="text1"/>
-            <w:sz w:val="22"/>
-            <w:szCs w:val="22"/>
-            <w:lang w:val="es-ES_tradnl"/>
-          </w:rPr>
-          <w:id w:val="-514003032"/>
-          <w:temporary/>
-          <w:comboBox>
-            <w:listItem w:displayText="el administrador" w:value="el administrador"/>
-            <w:listItem w:displayText="la administradora" w:value="la administradora"/>
-          </w:comboBox>
-        </w:sdtPr>
-        <w:sdtContent>
-          <w:r>
-            <w:rPr>
-              <w:rFonts w:ascii="Titillium Web" w:eastAsia="Arial Unicode MS" w:hAnsi="Titillium Web"/>
-              <w:color w:val="000000" w:themeColor="text1"/>
-              <w:sz w:val="22"/>
-              <w:szCs w:val="22"/>
-              <w:lang w:val="es-ES_tradnl"/>
-            </w:rPr>
-            <w:t>el/la administrador/a</w:t>
-          </w:r>
-        </w:sdtContent>
-      </w:sdt>
+      <w:r>
+        <w:rPr>
+          <w:rFonts w:ascii="Titillium Web" w:eastAsia="Arial Unicode MS" w:hAnsi="Titillium Web"/>
+          <w:color w:val="000000" w:themeColor="text1"/>
+          <w:sz w:val="22"/>
+          <w:szCs w:val="22"/>
+          <w:lang w:val="es-ES_tradnl"/>
+        </w:rPr>
+        <w:t xml:space="preserve">{ellaadministradorOrden}</w:t>
+      </w:r>
       <w:r>
         <w:rPr>
           <w:rFonts w:ascii="Titillium Web" w:eastAsia="Arial Unicode MS" w:hAnsi="Titillium Web"/>
@@ -2877,35 +2763,16 @@
         </w:rPr>
         <w:t xml:space="preserve"> de la orden de servicio y </w:t>
       </w:r>
-      <w:sdt>
-        <w:sdtPr>
-          <w:rPr>
-            <w:rFonts w:ascii="Titillium Web" w:eastAsia="Arial Unicode MS" w:hAnsi="Titillium Web"/>
-            <w:color w:val="000000" w:themeColor="text1"/>
-            <w:sz w:val="22"/>
-            <w:szCs w:val="22"/>
-            <w:lang w:val="es-ES_tradnl"/>
-          </w:rPr>
-          <w:id w:val="-541133909"/>
-          <w:temporary/>
-          <w:comboBox>
-            <w:listItem w:displayText="el administrador" w:value="el administrador"/>
-            <w:listItem w:displayText="la administradora" w:value="la administradora"/>
-          </w:comboBox>
-        </w:sdtPr>
-        <w:sdtContent>
-          <w:r>
-            <w:rPr>
-              <w:rFonts w:ascii="Titillium Web" w:eastAsia="Arial Unicode MS" w:hAnsi="Titillium Web"/>
-              <w:color w:val="000000" w:themeColor="text1"/>
-              <w:sz w:val="22"/>
-              <w:szCs w:val="22"/>
-              <w:lang w:val="es-ES_tradnl"/>
-            </w:rPr>
-            <w:t>el/la administrador/a</w:t>
-          </w:r>
-        </w:sdtContent>
-      </w:sdt>
+      <w:r>
+        <w:rPr>
+          <w:rFonts w:ascii="Titillium Web" w:eastAsia="Arial Unicode MS" w:hAnsi="Titillium Web"/>
+          <w:color w:val="000000" w:themeColor="text1"/>
+          <w:sz w:val="22"/>
+          <w:szCs w:val="22"/>
+          <w:lang w:val="es-ES_tradnl"/>
+        </w:rPr>
+        <w:t xml:space="preserve">{ellaadministradorAP}</w:t>
+      </w:r>
       <w:r>
         <w:rPr>
           <w:rFonts w:ascii="Titillium Web" w:eastAsia="Arial Unicode MS" w:hAnsi="Titillium Web"/>
@@ -2918,39 +2785,18 @@
         </w:rPr>
         <w:t xml:space="preserve"> del área protegida suscribirán un informe de satisfacción indicando la recepción a conformidad del servicio proporcionado por </w:t>
       </w:r>
-      <w:sdt>
-        <w:sdtPr>
-          <w:rPr>
-            <w:rFonts w:ascii="Titillium Web" w:eastAsia="Arial Unicode MS" w:hAnsi="Titillium Web"/>
-            <w:bCs/>
-            <w:iCs/>
-            <w:kern w:val="2"/>
-            <w:sz w:val="22"/>
-            <w:szCs w:val="22"/>
-            <w:lang w:val="es-EC"/>
-          </w:rPr>
-          <w:id w:val="1646007862"/>
-          <w:temporary/>
-          <w:comboBox>
-            <w:listItem w:displayText="el proveedor" w:value="el proveedor"/>
-            <w:listItem w:displayText="la proveedora" w:value="la proveedora"/>
-          </w:comboBox>
-        </w:sdtPr>
-        <w:sdtContent>
-          <w:r>
-            <w:rPr>
-              <w:rFonts w:ascii="Titillium Web" w:eastAsia="Arial Unicode MS" w:hAnsi="Titillium Web"/>
-              <w:bCs/>
-              <w:iCs/>
-              <w:kern w:val="2"/>
-              <w:sz w:val="22"/>
-              <w:szCs w:val="22"/>
-              <w:lang w:val="es-EC"/>
-            </w:rPr>
-            <w:t>el/la proveedor</w:t>
-          </w:r>
-        </w:sdtContent>
-      </w:sdt>
+      <w:r>
+        <w:rPr>
+          <w:rFonts w:ascii="Titillium Web" w:eastAsia="Arial Unicode MS" w:hAnsi="Titillium Web"/>
+          <w:bCs/>
+          <w:iCs/>
+          <w:kern w:val="2"/>
+          <w:sz w:val="22"/>
+          <w:szCs w:val="22"/>
+          <w:lang w:val="es-EC"/>
+        </w:rPr>
+        <w:t xml:space="preserve">{elLaProveedor}</w:t>
+      </w:r>
       <w:r>
         <w:rPr>
           <w:rFonts w:ascii="Titillium Web" w:eastAsia="Arial Unicode MS" w:hAnsi="Titillium Web"/>
@@ -3005,42 +2851,18 @@
           <w:szCs w:val="22"/>
         </w:rPr>
       </w:pPr>
-      <w:sdt>
-        <w:sdtPr>
-          <w:rPr>
-            <w:rFonts w:ascii="Titillium Web" w:eastAsia="Arial Unicode MS" w:hAnsi="Titillium Web"/>
-            <w:b/>
-            <w:bCs/>
-            <w:iCs/>
-            <w:kern w:val="1"/>
-            <w:sz w:val="22"/>
-            <w:szCs w:val="22"/>
-          </w:rPr>
-          <w:id w:val="1468169024"/>
-          <w:placeholder>
-            <w:docPart w:val="F9C1AF7BCAA248799D281077CEF4A064"/>
-          </w:placeholder>
-          <w:temporary/>
-          <w:comboBox>
-            <w:listItem w:displayText="ADMINISTRADOR" w:value="ADMINISTRADOR"/>
-            <w:listItem w:displayText="ADMINISTRADORA" w:value="ADMINISTRADORA"/>
-          </w:comboBox>
-        </w:sdtPr>
-        <w:sdtContent>
-          <w:r>
-            <w:rPr>
-              <w:rFonts w:ascii="Titillium Web" w:eastAsia="Arial Unicode MS" w:hAnsi="Titillium Web"/>
-              <w:b/>
-              <w:bCs/>
-              <w:iCs/>
-              <w:kern w:val="1"/>
-              <w:sz w:val="22"/>
-              <w:szCs w:val="22"/>
-            </w:rPr>
-            <w:t>ADMINISTRADOR/A</w:t>
-          </w:r>
-        </w:sdtContent>
-      </w:sdt>
+      <w:r>
+        <w:rPr>
+          <w:rFonts w:ascii="Titillium Web" w:eastAsia="Arial Unicode MS" w:hAnsi="Titillium Web"/>
+          <w:b/>
+          <w:bCs/>
+          <w:iCs/>
+          <w:kern w:val="1"/>
+          <w:sz w:val="22"/>
+          <w:szCs w:val="22"/>
+        </w:rPr>
+        <w:t xml:space="preserve">{ADMINISTRADORorden}</w:t>
+      </w:r>
       <w:r>
         <w:rPr>
           <w:rFonts w:ascii="Titillium Web" w:eastAsia="Arial Unicode MS" w:hAnsi="Titillium Web"/>
@@ -3090,37 +2912,6 @@
           <w:szCs w:val="22"/>
         </w:rPr>
       </w:pPr>
-      <w:sdt>
-        <w:sdtPr>
-          <w:rPr>
-            <w:rFonts w:ascii="Titillium Web" w:eastAsia="Arial Unicode MS" w:hAnsi="Titillium Web"/>
-            <w:bCs/>
-            <w:iCs/>
-            <w:kern w:val="1"/>
-            <w:sz w:val="22"/>
-            <w:szCs w:val="22"/>
-          </w:rPr>
-          <w:id w:val="804428319"/>
-          <w:temporary/>
-          <w:comboBox>
-            <w:listItem w:displayText="El administrador" w:value="El administrador"/>
-            <w:listItem w:displayText="La administradora" w:value="La administradora"/>
-          </w:comboBox>
-        </w:sdtPr>
-        <w:sdtContent>
-          <w:r>
-            <w:rPr>
-              <w:rFonts w:ascii="Titillium Web" w:eastAsia="Arial Unicode MS" w:hAnsi="Titillium Web"/>
-              <w:bCs/>
-              <w:iCs/>
-              <w:kern w:val="1"/>
-              <w:sz w:val="22"/>
-              <w:szCs w:val="22"/>
-            </w:rPr>
-            <w:t>El/La administrador/a</w:t>
-          </w:r>
-        </w:sdtContent>
-      </w:sdt>
       <w:r>
         <w:rPr>
           <w:rFonts w:ascii="Titillium Web" w:eastAsia="Arial Unicode MS" w:hAnsi="Titillium Web"/>
@@ -3130,39 +2921,8 @@
           <w:sz w:val="22"/>
           <w:szCs w:val="22"/>
         </w:rPr>
-        <w:t xml:space="preserve"> de la orden de servicio será </w:t>
-      </w:r>
-      <w:sdt>
-        <w:sdtPr>
-          <w:rPr>
-            <w:rFonts w:ascii="Titillium Web" w:eastAsia="Arial Unicode MS" w:hAnsi="Titillium Web"/>
-            <w:bCs/>
-            <w:iCs/>
-            <w:kern w:val="1"/>
-            <w:sz w:val="22"/>
-            <w:szCs w:val="22"/>
-          </w:rPr>
-          <w:id w:val="165292540"/>
-          <w:temporary/>
-          <w:comboBox>
-            <w:listItem w:displayText="el administrador contador" w:value="el administrador contador"/>
-            <w:listItem w:displayText="la administradora contadora" w:value="la administradora contadora"/>
-          </w:comboBox>
-        </w:sdtPr>
-        <w:sdtContent>
-          <w:r>
-            <w:rPr>
-              <w:rFonts w:ascii="Titillium Web" w:eastAsia="Arial Unicode MS" w:hAnsi="Titillium Web"/>
-              <w:bCs/>
-              <w:iCs/>
-              <w:kern w:val="1"/>
-              <w:sz w:val="22"/>
-              <w:szCs w:val="22"/>
-            </w:rPr>
-            <w:t>el/la administrador/a contador/a</w:t>
-          </w:r>
-        </w:sdtContent>
-      </w:sdt>
+        <w:t xml:space="preserve">{ElLaadministradorOrden}</w:t>
+      </w:r>
       <w:r>
         <w:rPr>
           <w:rFonts w:ascii="Titillium Web" w:eastAsia="Arial Unicode MS" w:hAnsi="Titillium Web"/>
@@ -3172,40 +2932,8 @@
           <w:sz w:val="22"/>
           <w:szCs w:val="22"/>
         </w:rPr>
-        <w:t xml:space="preserve"> </w:t>
-      </w:r>
-      <w:sdt>
-        <w:sdtPr>
-          <w:rPr>
-            <w:rFonts w:ascii="Titillium Web" w:eastAsia="Arial Unicode MS" w:hAnsi="Titillium Web"/>
-            <w:bCs/>
-            <w:iCs/>
-            <w:kern w:val="1"/>
-            <w:sz w:val="22"/>
-            <w:szCs w:val="22"/>
-          </w:rPr>
-          <w:id w:val="-1521624240"/>
-          <w:temporary/>
-          <w:comboBox>
-            <w:listItem w:value="Elija un elemento."/>
-            <w:listItem w:displayText="del" w:value="del"/>
-            <w:listItem w:displayText="de la" w:value="de la"/>
-          </w:comboBox>
-        </w:sdtPr>
-        <w:sdtContent>
-          <w:r>
-            <w:rPr>
-              <w:rFonts w:ascii="Titillium Web" w:eastAsia="Arial Unicode MS" w:hAnsi="Titillium Web"/>
-              <w:bCs/>
-              <w:iCs/>
-              <w:kern w:val="1"/>
-              <w:sz w:val="22"/>
-              <w:szCs w:val="22"/>
-            </w:rPr>
-            <w:t>del/de la</w:t>
-          </w:r>
-        </w:sdtContent>
-      </w:sdt>
+        <w:t xml:space="preserve"> de la orden de servicio será </w:t>
+      </w:r>
       <w:r>
         <w:rPr>
           <w:rFonts w:ascii="Titillium Web" w:eastAsia="Arial Unicode MS" w:hAnsi="Titillium Web"/>
@@ -3215,7 +2943,7 @@
           <w:sz w:val="22"/>
           <w:szCs w:val="22"/>
         </w:rPr>
-        <w:t xml:space="preserve"> {area}, quien coordinará los temas técnicos con el </w:t>
+        <w:t xml:space="preserve">{ellaadministradorcontador}</w:t>
       </w:r>
       <w:r>
         <w:rPr>
@@ -3225,43 +2953,9 @@
           <w:kern w:val="1"/>
           <w:sz w:val="22"/>
           <w:szCs w:val="22"/>
-          <w:lang w:val="es-EC"/>
-        </w:rPr>
-        <w:t xml:space="preserve">y </w:t>
-      </w:r>
-      <w:sdt>
-        <w:sdtPr>
-          <w:rPr>
-            <w:rFonts w:ascii="Titillium Web" w:eastAsia="Arial Unicode MS" w:hAnsi="Titillium Web"/>
-            <w:bCs/>
-            <w:iCs/>
-            <w:kern w:val="1"/>
-            <w:sz w:val="22"/>
-            <w:szCs w:val="22"/>
-            <w:lang w:val="es-ES_tradnl"/>
-          </w:rPr>
-          <w:id w:val="-880165008"/>
-          <w:temporary/>
-          <w:comboBox>
-            <w:listItem w:displayText="el administrador" w:value="el administrador"/>
-            <w:listItem w:displayText="la administradora" w:value="la administradora"/>
-          </w:comboBox>
-        </w:sdtPr>
-        <w:sdtContent>
-          <w:r>
-            <w:rPr>
-              <w:rFonts w:ascii="Titillium Web" w:eastAsia="Arial Unicode MS" w:hAnsi="Titillium Web"/>
-              <w:bCs/>
-              <w:iCs/>
-              <w:kern w:val="1"/>
-              <w:sz w:val="22"/>
-              <w:szCs w:val="22"/>
-              <w:lang w:val="es-ES_tradnl"/>
-            </w:rPr>
-            <w:t>el/la administrador/a</w:t>
-          </w:r>
-        </w:sdtContent>
-      </w:sdt>
+        </w:rPr>
+        <w:t xml:space="preserve"> </w:t>
+      </w:r>
       <w:r>
         <w:rPr>
           <w:rFonts w:ascii="Titillium Web" w:eastAsia="Arial Unicode MS" w:hAnsi="Titillium Web"/>
@@ -3270,9 +2964,8 @@
           <w:kern w:val="1"/>
           <w:sz w:val="22"/>
           <w:szCs w:val="22"/>
-          <w:lang w:val="es-EC"/>
-        </w:rPr>
-        <w:t xml:space="preserve"> del área protegida por parte del MAE</w:t>
+        </w:rPr>
+        <w:t xml:space="preserve">{dellaAP}</w:t>
       </w:r>
       <w:r>
         <w:rPr>
@@ -3283,41 +2976,8 @@
           <w:sz w:val="22"/>
           <w:szCs w:val="22"/>
         </w:rPr>
-        <w:t xml:space="preserve"> y </w:t>
-      </w:r>
-      <w:sdt>
-        <w:sdtPr>
-          <w:rPr>
-            <w:rFonts w:ascii="Titillium Web" w:eastAsia="Arial Unicode MS" w:hAnsi="Titillium Web"/>
-            <w:bCs/>
-            <w:iCs/>
-            <w:kern w:val="1"/>
-            <w:sz w:val="22"/>
-            <w:szCs w:val="22"/>
-            <w:lang w:val="es-EC"/>
-          </w:rPr>
-          <w:id w:val="-964433448"/>
-          <w:temporary/>
-          <w:comboBox>
-            <w:listItem w:displayText="el proveedor" w:value="el proveedor"/>
-            <w:listItem w:displayText="la proveedora" w:value="la proveedora"/>
-          </w:comboBox>
-        </w:sdtPr>
-        <w:sdtContent>
-          <w:r>
-            <w:rPr>
-              <w:rFonts w:ascii="Titillium Web" w:eastAsia="Arial Unicode MS" w:hAnsi="Titillium Web"/>
-              <w:bCs/>
-              <w:iCs/>
-              <w:kern w:val="1"/>
-              <w:sz w:val="22"/>
-              <w:szCs w:val="22"/>
-              <w:lang w:val="es-EC"/>
-            </w:rPr>
-            <w:t>el/la proveedor</w:t>
-          </w:r>
-        </w:sdtContent>
-      </w:sdt>
+        <w:t xml:space="preserve"> {area}, quien coordinará los temas técnicos con el </w:t>
+      </w:r>
       <w:r>
         <w:rPr>
           <w:rFonts w:ascii="Titillium Web" w:eastAsia="Arial Unicode MS" w:hAnsi="Titillium Web"/>
@@ -3326,43 +2986,79 @@
           <w:kern w:val="1"/>
           <w:sz w:val="22"/>
           <w:szCs w:val="22"/>
+          <w:lang w:val="es-EC"/>
+        </w:rPr>
+        <w:t xml:space="preserve">y </w:t>
+      </w:r>
+      <w:r>
+        <w:rPr>
+          <w:rFonts w:ascii="Titillium Web" w:eastAsia="Arial Unicode MS" w:hAnsi="Titillium Web"/>
+          <w:bCs/>
+          <w:iCs/>
+          <w:kern w:val="1"/>
+          <w:sz w:val="22"/>
+          <w:szCs w:val="22"/>
+          <w:lang w:val="es-ES_tradnl"/>
+        </w:rPr>
+        <w:t xml:space="preserve">{ellaadministradorAP}</w:t>
+      </w:r>
+      <w:r>
+        <w:rPr>
+          <w:rFonts w:ascii="Titillium Web" w:eastAsia="Arial Unicode MS" w:hAnsi="Titillium Web"/>
+          <w:bCs/>
+          <w:iCs/>
+          <w:kern w:val="1"/>
+          <w:sz w:val="22"/>
+          <w:szCs w:val="22"/>
+          <w:lang w:val="es-EC"/>
+        </w:rPr>
+        <w:t xml:space="preserve"> del área protegida por parte del MAE</w:t>
+      </w:r>
+      <w:r>
+        <w:rPr>
+          <w:rFonts w:ascii="Titillium Web" w:eastAsia="Arial Unicode MS" w:hAnsi="Titillium Web"/>
+          <w:bCs/>
+          <w:iCs/>
+          <w:kern w:val="1"/>
+          <w:sz w:val="22"/>
+          <w:szCs w:val="22"/>
+        </w:rPr>
+        <w:t xml:space="preserve"> y </w:t>
+      </w:r>
+      <w:r>
+        <w:rPr>
+          <w:rFonts w:ascii="Titillium Web" w:eastAsia="Arial Unicode MS" w:hAnsi="Titillium Web"/>
+          <w:bCs/>
+          <w:iCs/>
+          <w:kern w:val="1"/>
+          <w:sz w:val="22"/>
+          <w:szCs w:val="22"/>
+          <w:lang w:val="es-EC"/>
+        </w:rPr>
+        <w:t xml:space="preserve">{elLaProveedor}</w:t>
+      </w:r>
+      <w:r>
+        <w:rPr>
+          <w:rFonts w:ascii="Titillium Web" w:eastAsia="Arial Unicode MS" w:hAnsi="Titillium Web"/>
+          <w:bCs/>
+          <w:iCs/>
+          <w:kern w:val="1"/>
+          <w:sz w:val="22"/>
+          <w:szCs w:val="22"/>
         </w:rPr>
         <w:t xml:space="preserve">. </w:t>
       </w:r>
-      <w:sdt>
-        <w:sdtPr>
-          <w:rPr>
-            <w:rFonts w:ascii="Titillium Web" w:eastAsia="Arial Unicode MS" w:hAnsi="Titillium Web"/>
-            <w:bCs/>
-            <w:iCs/>
-            <w:kern w:val="1"/>
-            <w:sz w:val="22"/>
-            <w:szCs w:val="22"/>
-          </w:rPr>
-          <w:id w:val="-1694363923"/>
-          <w:placeholder>
-            <w:docPart w:val="97F75C9B652049E5B0B7CC7BA2A0A2AD"/>
-          </w:placeholder>
-          <w:temporary/>
-          <w:comboBox>
-            <w:listItem w:displayText="El administrador contador" w:value="El administrador contador"/>
-            <w:listItem w:displayText="La administradora contadora" w:value="La administradora contadora"/>
-          </w:comboBox>
-        </w:sdtPr>
-        <w:sdtContent>
-          <w:r>
-            <w:rPr>
-              <w:rFonts w:ascii="Titillium Web" w:eastAsia="Arial Unicode MS" w:hAnsi="Titillium Web"/>
-              <w:bCs/>
-              <w:iCs/>
-              <w:kern w:val="1"/>
-              <w:sz w:val="22"/>
-              <w:szCs w:val="22"/>
-            </w:rPr>
-            <w:t>El/La administrador/a contador/a</w:t>
-          </w:r>
-        </w:sdtContent>
-      </w:sdt>
+      <w:r>
+        <w:rPr>
+          <w:rFonts w:ascii="Titillium Web" w:eastAsia="Arial Unicode MS" w:hAnsi="Titillium Web"/>
+          <w:bCs/>
+          <w:iCs/>
+          <w:kern w:val="1"/>
+          <w:sz w:val="22"/>
+          <w:szCs w:val="22"/>
+        </w:rPr>
+        <w:t xml:space="preserve">{ElLaadministradorcontador}</w:t>
+      </w:r>
       <w:r>
         <w:rPr>
           <w:rFonts w:ascii="Titillium Web" w:eastAsia="Arial Unicode MS" w:hAnsi="Titillium Web"/>
@@ -3505,48 +3201,16 @@
               <w:t>{ac}</w:t>
             </w:r>
           </w:p>
-          <w:sdt>
-            <w:sdtPr>
-              <w:rPr>
-                <w:rFonts w:ascii="Titillium Web" w:hAnsi="Titillium Web"/>
-                <w:b/>
-                <w:bCs/>
-                <w:sz w:val="22"/>
-                <w:szCs w:val="22"/>
-              </w:rPr>
-              <w:id w:val="-1906209875"/>
-              <w:temporary/>
-              <w:comboBox>
-                <w:listItem w:displayText="Administrador contador" w:value="Administrador contador"/>
-                <w:listItem w:displayText="Administradora contadora" w:value="Administradora contadora"/>
-              </w:comboBox>
-            </w:sdtPr>
-            <w:sdtContent>
-              <w:p>
-                <w:pPr>
-                  <w:ind w:left="65" w:right="474"/>
-                  <w:jc w:val="both"/>
-                  <w:rPr>
-                    <w:rFonts w:ascii="Titillium Web" w:hAnsi="Titillium Web"/>
-                    <w:b/>
-                    <w:bCs/>
-                    <w:sz w:val="22"/>
-                    <w:szCs w:val="22"/>
-                  </w:rPr>
-                </w:pPr>
-                <w:r>
-                  <w:rPr>
-                    <w:rFonts w:ascii="Titillium Web" w:hAnsi="Titillium Web"/>
-                    <w:b/>
-                    <w:bCs/>
-                    <w:sz w:val="22"/>
-                    <w:szCs w:val="22"/>
-                  </w:rPr>
-                  <w:t>Administrador/a Contador/a</w:t>
-                </w:r>
-              </w:p>
-            </w:sdtContent>
-          </w:sdt>
+          <w:r>
+            <w:rPr>
+              <w:rFonts w:ascii="Titillium Web" w:hAnsi="Titillium Web"/>
+              <w:b/>
+              <w:bCs/>
+              <w:sz w:val="22"/>
+              <w:szCs w:val="22"/>
+            </w:rPr>
+            <w:t xml:space="preserve">{AdminContador}</w:t>
+          </w:r>
           <w:p>
             <w:pPr>
               <w:ind w:left="65" w:right="474"/>
@@ -3655,33 +3319,15 @@
                 <w:szCs w:val="22"/>
               </w:rPr>
             </w:pPr>
-            <w:sdt>
-              <w:sdtPr>
-                <w:rPr>
-                  <w:rFonts w:ascii="Titillium Web" w:hAnsi="Titillium Web"/>
-                  <w:b/>
-                  <w:sz w:val="22"/>
-                  <w:szCs w:val="22"/>
-                </w:rPr>
-                <w:id w:val="1425534126"/>
-                <w:temporary/>
-                <w:comboBox>
-                  <w:listItem w:displayText="Administrador" w:value="Administrador"/>
-                  <w:listItem w:displayText="Administradora" w:value="Administradora"/>
-                </w:comboBox>
-              </w:sdtPr>
-              <w:sdtContent>
-                <w:r>
-                  <w:rPr>
-                    <w:rFonts w:ascii="Titillium Web" w:hAnsi="Titillium Web"/>
-                    <w:b/>
-                    <w:sz w:val="22"/>
-                    <w:szCs w:val="22"/>
-                  </w:rPr>
-                  <w:t>Administrador/a</w:t>
-                </w:r>
-              </w:sdtContent>
-            </w:sdt>
+            <w:r>
+              <w:rPr>
+                <w:rFonts w:ascii="Titillium Web" w:hAnsi="Titillium Web"/>
+                <w:b/>
+                <w:sz w:val="22"/>
+                <w:szCs w:val="22"/>
+              </w:rPr>
+              <w:t xml:space="preserve">{AdministradoraAP}</w:t>
+            </w:r>
             <w:r>
               <w:rPr>
                 <w:rFonts w:ascii="Titillium Web" w:hAnsi="Titillium Web"/>

--- a/generador/plantillas/8_Orden_de_servicio.docx
+++ b/generador/plantillas/8_Orden_de_servicio.docx
@@ -104,14 +104,29 @@
         </w:rPr>
       </w:pPr>
     </w:p>
-    <w:r>
-      <w:rPr>
-        <w:rFonts w:ascii="Titillium Web" w:hAnsi="Titillium Web"/>
-        <w:sz w:val="22"/>
-        <w:szCs w:val="22"/>
-      </w:rPr>
-      <w:t xml:space="preserve">{proveedorTrato}</w:t>
-    </w:r>
+    <w:p>
+      <w:pPr>
+        <w:widowControl w:val="0"/>
+        <w:numPr>
+          <w:ilvl w:val="12"/>
+          <w:numId w:val="0"/>
+        </w:numPr>
+        <w:jc w:val="both"/>
+        <w:rPr>
+          <w:rFonts w:ascii="Titillium Web" w:hAnsi="Titillium Web"/>
+          <w:sz w:val="22"/>
+          <w:szCs w:val="22"/>
+        </w:rPr>
+      </w:pPr>
+      <w:r>
+        <w:rPr>
+          <w:rFonts w:ascii="Titillium Web" w:hAnsi="Titillium Web"/>
+          <w:sz w:val="22"/>
+          <w:szCs w:val="22"/>
+        </w:rPr>
+        <w:t xml:space="preserve">{proveedorTrato}</w:t>
+      </w:r>
+    </w:p>
     <w:p>
       <w:pPr>
         <w:widowControl w:val="0"/>
@@ -3201,16 +3216,29 @@
               <w:t>{ac}</w:t>
             </w:r>
           </w:p>
-          <w:r>
-            <w:rPr>
-              <w:rFonts w:ascii="Titillium Web" w:hAnsi="Titillium Web"/>
-              <w:b/>
-              <w:bCs/>
-              <w:sz w:val="22"/>
-              <w:szCs w:val="22"/>
-            </w:rPr>
-            <w:t xml:space="preserve">{AdminContador}</w:t>
-          </w:r>
+          <w:p>
+            <w:pPr>
+              <w:ind w:left="65" w:right="474"/>
+              <w:jc w:val="both"/>
+              <w:rPr>
+                <w:rFonts w:ascii="Titillium Web" w:hAnsi="Titillium Web"/>
+                <w:b/>
+                <w:bCs/>
+                <w:sz w:val="22"/>
+                <w:szCs w:val="22"/>
+              </w:rPr>
+            </w:pPr>
+            <w:r>
+              <w:rPr>
+                <w:rFonts w:ascii="Titillium Web" w:hAnsi="Titillium Web"/>
+                <w:b/>
+                <w:bCs/>
+                <w:sz w:val="22"/>
+                <w:szCs w:val="22"/>
+              </w:rPr>
+              <w:t xml:space="preserve">{AdminContador}</w:t>
+            </w:r>
+          </w:p>
           <w:p>
             <w:pPr>
               <w:ind w:left="65" w:right="474"/>

--- a/generador/plantillas/8_Orden_de_servicio.docx
+++ b/generador/plantillas/8_Orden_de_servicio.docx
@@ -13,8 +13,8 @@
         <w:rPr>
           <w:rFonts w:ascii="Titillium Web" w:hAnsi="Titillium Web"/>
           <w:b w:val="0"/>
-          <w:sz w:val="22"/>
-          <w:szCs w:val="22"/>
+          <w:sz w:val="20"/>
+          <w:szCs w:val="20"/>
           <w:u w:val="none"/>
         </w:rPr>
       </w:pPr>
@@ -22,8 +22,8 @@
         <w:rPr>
           <w:rFonts w:ascii="Titillium Web" w:hAnsi="Titillium Web"/>
           <w:b w:val="0"/>
-          <w:sz w:val="22"/>
-          <w:szCs w:val="22"/>
+          <w:sz w:val="20"/>
+          <w:szCs w:val="20"/>
           <w:u w:val="none"/>
         </w:rPr>
         <w:t>{ciudad}</w:t>
@@ -32,8 +32,8 @@
         <w:rPr>
           <w:rFonts w:ascii="Titillium Web" w:hAnsi="Titillium Web"/>
           <w:b w:val="0"/>
-          <w:sz w:val="22"/>
-          <w:szCs w:val="22"/>
+          <w:sz w:val="20"/>
+          <w:szCs w:val="20"/>
           <w:highlight w:val="yellow"/>
           <w:u w:val="none"/>
         </w:rPr>
@@ -43,8 +43,8 @@
         <w:rPr>
           <w:rFonts w:ascii="Titillium Web" w:hAnsi="Titillium Web"/>
           <w:b w:val="0"/>
-          <w:sz w:val="22"/>
-          <w:szCs w:val="22"/>
+          <w:sz w:val="20"/>
+          <w:szCs w:val="20"/>
           <w:u w:val="none"/>
         </w:rPr>
         <w:t>{fechaAdj}</w:t>
@@ -56,8 +56,8 @@
           <w:rFonts w:ascii="Titillium Web" w:hAnsi="Titillium Web"/>
           <w:b/>
           <w:bCs/>
-          <w:sz w:val="22"/>
-          <w:szCs w:val="22"/>
+          <w:sz w:val="20"/>
+          <w:szCs w:val="20"/>
           <w:lang w:val="es-US" w:eastAsia="es-ES_tradnl"/>
         </w:rPr>
       </w:pPr>
@@ -66,8 +66,8 @@
           <w:rFonts w:ascii="Titillium Web" w:hAnsi="Titillium Web"/>
           <w:b/>
           <w:bCs/>
-          <w:sz w:val="22"/>
-          <w:szCs w:val="22"/>
+          <w:sz w:val="20"/>
+          <w:szCs w:val="20"/>
           <w:highlight w:val="yellow"/>
         </w:rPr>
         <w:t>Orden de servicio FIAS-FAP-2026-</w:t>
@@ -77,8 +77,8 @@
           <w:rFonts w:ascii="Titillium Web" w:hAnsi="Titillium Web"/>
           <w:b/>
           <w:bCs/>
-          <w:sz w:val="22"/>
-          <w:szCs w:val="22"/>
+          <w:sz w:val="20"/>
+          <w:szCs w:val="20"/>
         </w:rPr>
         <w:t>{siglas}</w:t>
       </w:r>
@@ -87,8 +87,8 @@
           <w:rFonts w:ascii="Titillium Web" w:hAnsi="Titillium Web"/>
           <w:b/>
           <w:bCs/>
-          <w:sz w:val="22"/>
-          <w:szCs w:val="22"/>
+          <w:sz w:val="20"/>
+          <w:szCs w:val="20"/>
           <w:highlight w:val="yellow"/>
         </w:rPr>
         <w:t>-XXX</w:t>
@@ -99,8 +99,8 @@
         <w:jc w:val="both"/>
         <w:rPr>
           <w:rFonts w:ascii="Titillium Web" w:hAnsi="Titillium Web"/>
-          <w:sz w:val="22"/>
-          <w:szCs w:val="22"/>
+          <w:sz w:val="20"/>
+          <w:szCs w:val="20"/>
         </w:rPr>
       </w:pPr>
     </w:p>
@@ -114,17 +114,17 @@
         <w:jc w:val="both"/>
         <w:rPr>
           <w:rFonts w:ascii="Titillium Web" w:hAnsi="Titillium Web"/>
-          <w:sz w:val="22"/>
-          <w:szCs w:val="22"/>
-        </w:rPr>
-      </w:pPr>
-      <w:r>
-        <w:rPr>
-          <w:rFonts w:ascii="Titillium Web" w:hAnsi="Titillium Web"/>
-          <w:sz w:val="22"/>
-          <w:szCs w:val="22"/>
-        </w:rPr>
-        <w:t xml:space="preserve">{proveedorTrato}</w:t>
+          <w:sz w:val="20"/>
+          <w:szCs w:val="20"/>
+        </w:rPr>
+      </w:pPr>
+      <w:r>
+        <w:rPr>
+          <w:rFonts w:ascii="Titillium Web" w:hAnsi="Titillium Web"/>
+          <w:sz w:val="20"/>
+          <w:szCs w:val="20"/>
+        </w:rPr>
+        <w:t>{proveedorTrato}</w:t>
       </w:r>
     </w:p>
     <w:p>
@@ -139,8 +139,8 @@
           <w:rFonts w:ascii="Titillium Web" w:hAnsi="Titillium Web"/>
           <w:b/>
           <w:bCs/>
-          <w:sz w:val="22"/>
-          <w:szCs w:val="22"/>
+          <w:sz w:val="20"/>
+          <w:szCs w:val="20"/>
         </w:rPr>
       </w:pPr>
       <w:r>
@@ -148,8 +148,8 @@
           <w:rFonts w:ascii="Titillium Web" w:hAnsi="Titillium Web"/>
           <w:b/>
           <w:bCs/>
-          <w:sz w:val="22"/>
-          <w:szCs w:val="22"/>
+          <w:sz w:val="20"/>
+          <w:szCs w:val="20"/>
           <w:lang w:val="es-US"/>
         </w:rPr>
         <w:t>{proveedor}</w:t>
@@ -160,15 +160,15 @@
         <w:jc w:val="both"/>
         <w:rPr>
           <w:rFonts w:ascii="Titillium Web" w:hAnsi="Titillium Web"/>
-          <w:sz w:val="22"/>
-          <w:szCs w:val="22"/>
-        </w:rPr>
-      </w:pPr>
-      <w:r>
-        <w:rPr>
-          <w:rFonts w:ascii="Titillium Web" w:hAnsi="Titillium Web"/>
-          <w:sz w:val="22"/>
-          <w:szCs w:val="22"/>
+          <w:sz w:val="20"/>
+          <w:szCs w:val="20"/>
+        </w:rPr>
+      </w:pPr>
+      <w:r>
+        <w:rPr>
+          <w:rFonts w:ascii="Titillium Web" w:hAnsi="Titillium Web"/>
+          <w:sz w:val="20"/>
+          <w:szCs w:val="20"/>
         </w:rPr>
         <w:t>Ciudad. -</w:t>
       </w:r>
@@ -179,8 +179,8 @@
         <w:rPr>
           <w:rFonts w:ascii="Titillium Web" w:hAnsi="Titillium Web"/>
           <w:i/>
-          <w:sz w:val="22"/>
-          <w:szCs w:val="22"/>
+          <w:sz w:val="20"/>
+          <w:szCs w:val="20"/>
         </w:rPr>
       </w:pPr>
     </w:p>
@@ -191,8 +191,8 @@
         <w:rPr>
           <w:rFonts w:ascii="Titillium Web" w:hAnsi="Titillium Web"/>
           <w:b/>
-          <w:sz w:val="22"/>
-          <w:szCs w:val="22"/>
+          <w:sz w:val="20"/>
+          <w:szCs w:val="20"/>
         </w:rPr>
       </w:pPr>
       <w:r>
@@ -200,8 +200,8 @@
           <w:rFonts w:ascii="Titillium Web" w:hAnsi="Titillium Web"/>
           <w:b/>
           <w:i/>
-          <w:sz w:val="22"/>
-          <w:szCs w:val="22"/>
+          <w:sz w:val="20"/>
+          <w:szCs w:val="20"/>
         </w:rPr>
         <w:t xml:space="preserve">Ref.: </w:t>
       </w:r>
@@ -209,8 +209,8 @@
         <w:rPr>
           <w:rFonts w:ascii="Titillium Web" w:eastAsia="Book Antiqua" w:hAnsi="Titillium Web"/>
           <w:b/>
-          <w:sz w:val="22"/>
-          <w:szCs w:val="22"/>
+          <w:sz w:val="20"/>
+          <w:szCs w:val="20"/>
           <w:lang w:val="es-US" w:eastAsia="es-ES_tradnl"/>
         </w:rPr>
         <w:t>“</w:t>
@@ -221,8 +221,8 @@
           <w:b/>
           <w:i/>
           <w:iCs/>
-          <w:sz w:val="22"/>
-          <w:szCs w:val="22"/>
+          <w:sz w:val="20"/>
+          <w:szCs w:val="20"/>
         </w:rPr>
         <w:t>{objeto}</w:t>
       </w:r>
@@ -232,8 +232,8 @@
           <w:b/>
           <w:i/>
           <w:iCs/>
-          <w:sz w:val="22"/>
-          <w:szCs w:val="22"/>
+          <w:sz w:val="20"/>
+          <w:szCs w:val="20"/>
           <w:lang w:val="es-US"/>
         </w:rPr>
         <w:t>”</w:t>
@@ -249,8 +249,8 @@
         <w:jc w:val="both"/>
         <w:rPr>
           <w:rFonts w:ascii="Titillium Web" w:hAnsi="Titillium Web"/>
-          <w:sz w:val="22"/>
-          <w:szCs w:val="22"/>
+          <w:sz w:val="20"/>
+          <w:szCs w:val="20"/>
         </w:rPr>
       </w:pPr>
     </w:p>
@@ -264,15 +264,15 @@
         <w:jc w:val="both"/>
         <w:rPr>
           <w:rFonts w:ascii="Titillium Web" w:hAnsi="Titillium Web"/>
-          <w:sz w:val="22"/>
-          <w:szCs w:val="22"/>
-        </w:rPr>
-      </w:pPr>
-      <w:r>
-        <w:rPr>
-          <w:rFonts w:ascii="Titillium Web" w:hAnsi="Titillium Web"/>
-          <w:sz w:val="22"/>
-          <w:szCs w:val="22"/>
+          <w:sz w:val="20"/>
+          <w:szCs w:val="20"/>
+        </w:rPr>
+      </w:pPr>
+      <w:r>
+        <w:rPr>
+          <w:rFonts w:ascii="Titillium Web" w:hAnsi="Titillium Web"/>
+          <w:sz w:val="20"/>
+          <w:szCs w:val="20"/>
         </w:rPr>
         <w:t>De nuestra consideración:</w:t>
       </w:r>
@@ -282,8 +282,8 @@
         <w:jc w:val="both"/>
         <w:rPr>
           <w:rFonts w:ascii="Titillium Web" w:hAnsi="Titillium Web"/>
-          <w:sz w:val="22"/>
-          <w:szCs w:val="22"/>
+          <w:sz w:val="20"/>
+          <w:szCs w:val="20"/>
         </w:rPr>
       </w:pPr>
     </w:p>
@@ -294,15 +294,15 @@
           <w:rFonts w:ascii="Titillium Web" w:hAnsi="Titillium Web"/>
           <w:b/>
           <w:bCs/>
-          <w:sz w:val="22"/>
-          <w:szCs w:val="22"/>
-        </w:rPr>
-      </w:pPr>
-      <w:r>
-        <w:rPr>
-          <w:rFonts w:ascii="Titillium Web" w:hAnsi="Titillium Web"/>
-          <w:sz w:val="22"/>
-          <w:szCs w:val="22"/>
+          <w:sz w:val="20"/>
+          <w:szCs w:val="20"/>
+        </w:rPr>
+      </w:pPr>
+      <w:r>
+        <w:rPr>
+          <w:rFonts w:ascii="Titillium Web" w:hAnsi="Titillium Web"/>
+          <w:sz w:val="20"/>
+          <w:szCs w:val="20"/>
         </w:rPr>
         <w:t xml:space="preserve">Me es grato dirigirme a usted con referencia a su oferta presentada el {fechaRecepOferta} </w:t>
       </w:r>
@@ -312,16 +312,16 @@
         <w:rPr>
           <w:rStyle w:val="Refdecomentario"/>
           <w:rFonts w:ascii="Titillium Web" w:hAnsi="Titillium Web"/>
-          <w:sz w:val="22"/>
-          <w:szCs w:val="22"/>
+          <w:sz w:val="20"/>
+          <w:szCs w:val="20"/>
         </w:rPr>
         <w:commentReference w:id="0"/>
       </w:r>
       <w:r>
         <w:rPr>
           <w:rFonts w:ascii="Titillium Web" w:hAnsi="Titillium Web"/>
-          <w:sz w:val="22"/>
-          <w:szCs w:val="22"/>
+          <w:sz w:val="20"/>
+          <w:szCs w:val="20"/>
         </w:rPr>
         <w:t>para:</w:t>
       </w:r>
@@ -332,8 +332,8 @@
           <w:bCs/>
           <w:i/>
           <w:iCs/>
-          <w:sz w:val="22"/>
-          <w:szCs w:val="22"/>
+          <w:sz w:val="20"/>
+          <w:szCs w:val="20"/>
           <w:lang w:val="es-EC"/>
         </w:rPr>
         <w:t xml:space="preserve"> </w:t>
@@ -343,8 +343,8 @@
           <w:rFonts w:ascii="Titillium Web" w:hAnsi="Titillium Web"/>
           <w:b/>
           <w:bCs/>
-          <w:sz w:val="22"/>
-          <w:szCs w:val="22"/>
+          <w:sz w:val="20"/>
+          <w:szCs w:val="20"/>
         </w:rPr>
         <w:t>“</w:t>
       </w:r>
@@ -352,8 +352,8 @@
         <w:rPr>
           <w:rFonts w:ascii="Titillium Web" w:hAnsi="Titillium Web"/>
           <w:b/>
-          <w:sz w:val="22"/>
-          <w:szCs w:val="22"/>
+          <w:sz w:val="20"/>
+          <w:szCs w:val="20"/>
         </w:rPr>
         <w:t>{objeto}</w:t>
       </w:r>
@@ -362,16 +362,16 @@
           <w:rFonts w:ascii="Titillium Web" w:hAnsi="Titillium Web"/>
           <w:b/>
           <w:bCs/>
-          <w:sz w:val="22"/>
-          <w:szCs w:val="22"/>
+          <w:sz w:val="20"/>
+          <w:szCs w:val="20"/>
         </w:rPr>
         <w:t>”</w:t>
       </w:r>
       <w:r>
         <w:rPr>
           <w:rFonts w:ascii="Titillium Web" w:hAnsi="Titillium Web"/>
-          <w:sz w:val="22"/>
-          <w:szCs w:val="22"/>
+          <w:sz w:val="20"/>
+          <w:szCs w:val="20"/>
         </w:rPr>
         <w:t xml:space="preserve">, como resultado de la selección realizada de conformidad con lo que establece la Normativa Ciclo del FAP y su matriz de procesos. </w:t>
       </w:r>
@@ -381,8 +381,8 @@
         <w:jc w:val="both"/>
         <w:rPr>
           <w:rFonts w:ascii="Titillium Web" w:hAnsi="Titillium Web"/>
-          <w:sz w:val="22"/>
-          <w:szCs w:val="22"/>
+          <w:sz w:val="20"/>
+          <w:szCs w:val="20"/>
         </w:rPr>
       </w:pPr>
     </w:p>
@@ -391,31 +391,31 @@
         <w:jc w:val="both"/>
         <w:rPr>
           <w:rFonts w:ascii="Titillium Web" w:hAnsi="Titillium Web"/>
-          <w:sz w:val="22"/>
-          <w:szCs w:val="22"/>
-        </w:rPr>
-      </w:pPr>
-      <w:r>
-        <w:rPr>
-          <w:rFonts w:ascii="Titillium Web" w:hAnsi="Titillium Web"/>
-          <w:sz w:val="22"/>
-          <w:szCs w:val="22"/>
+          <w:sz w:val="20"/>
+          <w:szCs w:val="20"/>
+        </w:rPr>
+      </w:pPr>
+      <w:r>
+        <w:rPr>
+          <w:rFonts w:ascii="Titillium Web" w:hAnsi="Titillium Web"/>
+          <w:sz w:val="20"/>
+          <w:szCs w:val="20"/>
         </w:rPr>
         <w:t xml:space="preserve">Por lo antes expuesto, debo informarle la decisión de adjudicación a su favor, basada en el cumplimiento de los requerimientos establecidos en la solicitud de cotización remitida por parte del administrador </w:t>
       </w:r>
       <w:r>
         <w:rPr>
           <w:rFonts w:ascii="Titillium Web" w:hAnsi="Titillium Web"/>
-          <w:sz w:val="22"/>
-          <w:szCs w:val="22"/>
-        </w:rPr>
-        <w:t xml:space="preserve">{dellaAP}</w:t>
-      </w:r>
-      <w:r>
-        <w:rPr>
-          <w:rFonts w:ascii="Titillium Web" w:hAnsi="Titillium Web"/>
-          <w:sz w:val="22"/>
-          <w:szCs w:val="22"/>
+          <w:sz w:val="20"/>
+          <w:szCs w:val="20"/>
+        </w:rPr>
+        <w:t>{dellaAP}</w:t>
+      </w:r>
+      <w:r>
+        <w:rPr>
+          <w:rFonts w:ascii="Titillium Web" w:hAnsi="Titillium Web"/>
+          <w:sz w:val="20"/>
+          <w:szCs w:val="20"/>
         </w:rPr>
         <w:t xml:space="preserve"> {area}.</w:t>
       </w:r>
@@ -425,8 +425,8 @@
         <w:jc w:val="both"/>
         <w:rPr>
           <w:rFonts w:ascii="Titillium Web" w:hAnsi="Titillium Web"/>
-          <w:sz w:val="22"/>
-          <w:szCs w:val="22"/>
+          <w:sz w:val="20"/>
+          <w:szCs w:val="20"/>
         </w:rPr>
       </w:pPr>
     </w:p>
@@ -435,44 +435,88 @@
         <w:jc w:val="both"/>
         <w:rPr>
           <w:rFonts w:ascii="Titillium Web" w:hAnsi="Titillium Web"/>
-          <w:sz w:val="22"/>
-          <w:szCs w:val="22"/>
+          <w:sz w:val="20"/>
+          <w:szCs w:val="20"/>
           <w:lang w:val="es-US" w:eastAsia="es-ES_tradnl"/>
         </w:rPr>
       </w:pPr>
       <w:r>
         <w:rPr>
           <w:rFonts w:ascii="Titillium Web" w:hAnsi="Titillium Web"/>
-          <w:sz w:val="22"/>
-          <w:szCs w:val="22"/>
-        </w:rPr>
-        <w:t xml:space="preserve">La oferta presentada por un valor </w:t>
-      </w:r>
-      <w:r>
-        <w:rPr>
-          <w:rFonts w:ascii="Titillium Web" w:hAnsi="Titillium Web"/>
-          <w:sz w:val="22"/>
-          <w:szCs w:val="22"/>
+          <w:sz w:val="20"/>
+          <w:szCs w:val="20"/>
+        </w:rPr>
+        <w:t xml:space="preserve">La oferta presentada por un valor de {montoLetras},</w:t>
+      </w:r>
+      <w:r>
+        <w:rPr>
+          <w:rFonts w:ascii="Titillium Web" w:hAnsi="Titillium Web"/>
+          <w:sz w:val="20"/>
+          <w:szCs w:val="20"/>
           <w:lang w:val="es-EC" w:eastAsia="es-ES_tradnl"/>
         </w:rPr>
-        <w:t>de</w:t>
+        <w:t xml:space="preserve"/>
       </w:r>
       <w:r>
         <w:rPr>
           <w:rFonts w:ascii="Titillium Web" w:hAnsi="Titillium Web"/>
           <w:b/>
           <w:bCs/>
-          <w:sz w:val="22"/>
-          <w:szCs w:val="22"/>
+          <w:sz w:val="20"/>
+          <w:szCs w:val="20"/>
           <w:lang w:val="es-US" w:eastAsia="es-ES_tradnl"/>
         </w:rPr>
-        <w:t xml:space="preserve"> {montoLetras}, </w:t>
-      </w:r>
-      <w:r>
-        <w:rPr>
-          <w:rFonts w:ascii="Titillium Web" w:hAnsi="Titillium Web"/>
-          <w:sz w:val="22"/>
-          <w:szCs w:val="22"/>
+        <w:t xml:space="preserve"/>
+      </w:r>
+      <w:r>
+        <w:rPr>
+          <w:rFonts w:ascii="Titillium Web" w:hAnsi="Titillium Web"/>
+          <w:b/>
+          <w:bCs/>
+          <w:sz w:val="20"/>
+          <w:szCs w:val="20"/>
+          <w:lang w:val="es-US" w:eastAsia="es-ES_tradnl"/>
+        </w:rPr>
+        <w:t xml:space="preserve"/>
+      </w:r>
+      <w:r>
+        <w:rPr>
+          <w:rFonts w:ascii="Titillium Web" w:hAnsi="Titillium Web"/>
+          <w:b/>
+          <w:bCs/>
+          <w:sz w:val="20"/>
+          <w:szCs w:val="20"/>
+          <w:lang w:val="es-US" w:eastAsia="es-ES_tradnl"/>
+        </w:rPr>
+        <w:t xml:space="preserve"/>
+      </w:r>
+      <w:r>
+        <w:rPr>
+          <w:rFonts w:ascii="Titillium Web" w:hAnsi="Titillium Web"/>
+          <w:b/>
+          <w:bCs/>
+          <w:sz w:val="20"/>
+          <w:szCs w:val="20"/>
+          <w:lang w:val="es-US" w:eastAsia="es-ES_tradnl"/>
+        </w:rPr>
+        <w:t xml:space="preserve"/>
+      </w:r>
+      <w:r>
+        <w:rPr>
+          <w:rFonts w:ascii="Titillium Web" w:hAnsi="Titillium Web"/>
+          <w:b/>
+          <w:bCs/>
+          <w:sz w:val="20"/>
+          <w:szCs w:val="20"/>
+          <w:lang w:val="es-US" w:eastAsia="es-ES_tradnl"/>
+        </w:rPr>
+        <w:t xml:space="preserve"> </w:t>
+      </w:r>
+      <w:r>
+        <w:rPr>
+          <w:rFonts w:ascii="Titillium Web" w:hAnsi="Titillium Web"/>
+          <w:sz w:val="20"/>
+          <w:szCs w:val="20"/>
           <w:lang w:val="es-US" w:eastAsia="es-ES_tradnl"/>
         </w:rPr>
         <w:t xml:space="preserve">es la aceptada por la instancia de decisión correspondiente. </w:t>
@@ -485,8 +529,8 @@
           <w:rFonts w:ascii="Titillium Web" w:hAnsi="Titillium Web"/>
           <w:b/>
           <w:bCs/>
-          <w:sz w:val="22"/>
-          <w:szCs w:val="22"/>
+          <w:sz w:val="20"/>
+          <w:szCs w:val="20"/>
           <w:lang w:val="es-US" w:eastAsia="es-ES_tradnl"/>
         </w:rPr>
       </w:pPr>
@@ -498,16 +542,16 @@
           <w:rFonts w:ascii="Titillium Web" w:hAnsi="Titillium Web"/>
           <w:b/>
           <w:bCs/>
-          <w:sz w:val="22"/>
-          <w:szCs w:val="22"/>
+          <w:sz w:val="20"/>
+          <w:szCs w:val="20"/>
           <w:lang w:eastAsia="es-ES_tradnl"/>
         </w:rPr>
       </w:pPr>
       <w:r>
         <w:rPr>
           <w:rFonts w:ascii="Titillium Web" w:hAnsi="Titillium Web"/>
-          <w:sz w:val="22"/>
-          <w:szCs w:val="22"/>
+          <w:sz w:val="20"/>
+          <w:szCs w:val="20"/>
           <w:lang w:val="es-US" w:eastAsia="es-ES_tradnl"/>
         </w:rPr>
         <w:t xml:space="preserve">El servicio que se va a recibir es el presente: </w:t>
@@ -520,8 +564,8 @@
         <w:rPr>
           <w:rFonts w:ascii="Titillium Web" w:hAnsi="Titillium Web"/>
           <w:noProof/>
-          <w:sz w:val="22"/>
-          <w:szCs w:val="22"/>
+          <w:sz w:val="20"/>
+          <w:szCs w:val="20"/>
         </w:rPr>
       </w:pPr>
     </w:p>
@@ -536,8 +580,8 @@
         <w:tblLook w:val="04A0" w:firstRow="1" w:lastRow="0" w:firstColumn="1" w:lastColumn="0" w:noHBand="0" w:noVBand="1"/>
       </w:tblPr>
       <w:tblGrid>
-        <w:gridCol w:w="1917"/>
-        <w:gridCol w:w="6573"/>
+        <w:gridCol w:w="1778"/>
+        <w:gridCol w:w="6665"/>
       </w:tblGrid>
       <w:tr>
         <w:trPr>
@@ -566,8 +610,8 @@
                 <w:b/>
                 <w:bCs/>
                 <w:color w:val="000000"/>
-                <w:sz w:val="22"/>
-                <w:szCs w:val="22"/>
+                <w:sz w:val="20"/>
+                <w:szCs w:val="20"/>
                 <w:lang w:eastAsia="es-EC"/>
               </w:rPr>
             </w:pPr>
@@ -577,8 +621,8 @@
                 <w:b/>
                 <w:bCs/>
                 <w:color w:val="000000"/>
-                <w:sz w:val="22"/>
-                <w:szCs w:val="22"/>
+                <w:sz w:val="20"/>
+                <w:szCs w:val="20"/>
                 <w:lang w:eastAsia="es-EC"/>
               </w:rPr>
               <w:t>Cantidad</w:t>
@@ -607,8 +651,8 @@
                 <w:b/>
                 <w:bCs/>
                 <w:color w:val="000000"/>
-                <w:sz w:val="22"/>
-                <w:szCs w:val="22"/>
+                <w:sz w:val="20"/>
+                <w:szCs w:val="20"/>
                 <w:lang w:eastAsia="es-EC"/>
               </w:rPr>
             </w:pPr>
@@ -618,8 +662,8 @@
                 <w:b/>
                 <w:bCs/>
                 <w:color w:val="000000"/>
-                <w:sz w:val="22"/>
-                <w:szCs w:val="22"/>
+                <w:sz w:val="20"/>
+                <w:szCs w:val="20"/>
                 <w:lang w:eastAsia="es-EC"/>
               </w:rPr>
               <w:t>Detalle y especificaciones</w:t>
@@ -654,8 +698,8 @@
                 <w:b/>
                 <w:bCs/>
                 <w:color w:val="000000"/>
-                <w:sz w:val="22"/>
-                <w:szCs w:val="22"/>
+                <w:sz w:val="20"/>
+                <w:szCs w:val="20"/>
                 <w:lang w:eastAsia="es-EC"/>
               </w:rPr>
             </w:pPr>
@@ -665,8 +709,8 @@
                 <w:b/>
                 <w:bCs/>
                 <w:color w:val="000000"/>
-                <w:sz w:val="22"/>
-                <w:szCs w:val="22"/>
+                <w:sz w:val="20"/>
+                <w:szCs w:val="20"/>
                 <w:lang w:eastAsia="es-EC"/>
               </w:rPr>
               <w:t>{#items}{cantidad}</w:t>
@@ -691,16 +735,16 @@
               <w:jc w:val="both"/>
               <w:rPr>
                 <w:rFonts w:ascii="Titillium Web" w:hAnsi="Titillium Web"/>
-                <w:sz w:val="22"/>
-                <w:szCs w:val="22"/>
+                <w:sz w:val="20"/>
+                <w:szCs w:val="20"/>
                 <w:lang w:eastAsia="es-EC"/>
               </w:rPr>
             </w:pPr>
             <w:r>
               <w:rPr>
                 <w:rFonts w:ascii="Titillium Web" w:hAnsi="Titillium Web"/>
-                <w:sz w:val="22"/>
-                <w:szCs w:val="22"/>
+                <w:sz w:val="20"/>
+                <w:szCs w:val="20"/>
                 <w:lang w:eastAsia="es-EC"/>
               </w:rPr>
               <w:t>{desc}{/items}</w:t>
@@ -720,8 +764,8 @@
         <w:rPr>
           <w:rFonts w:ascii="Titillium Web" w:eastAsia="Arial Unicode MS" w:hAnsi="Titillium Web"/>
           <w:b/>
-          <w:sz w:val="22"/>
-          <w:szCs w:val="22"/>
+          <w:sz w:val="20"/>
+          <w:szCs w:val="20"/>
           <w:lang w:val="es-EC" w:eastAsia="es-ES_tradnl"/>
         </w:rPr>
       </w:pPr>
@@ -742,8 +786,8 @@
         <w:rPr>
           <w:rFonts w:ascii="Titillium Web" w:eastAsia="Arial Unicode MS" w:hAnsi="Titillium Web"/>
           <w:b/>
-          <w:sz w:val="22"/>
-          <w:szCs w:val="22"/>
+          <w:sz w:val="20"/>
+          <w:szCs w:val="20"/>
           <w:lang w:val="es-EC" w:eastAsia="es-ES_tradnl"/>
         </w:rPr>
       </w:pPr>
@@ -751,8 +795,8 @@
         <w:rPr>
           <w:rFonts w:ascii="Titillium Web" w:hAnsi="Titillium Web"/>
           <w:b/>
-          <w:sz w:val="22"/>
-          <w:szCs w:val="22"/>
+          <w:sz w:val="20"/>
+          <w:szCs w:val="20"/>
           <w:lang w:val="es-MX" w:eastAsia="es-ES_tradnl"/>
         </w:rPr>
         <w:t>R</w:t>
@@ -761,8 +805,8 @@
         <w:rPr>
           <w:rFonts w:ascii="Titillium Web" w:eastAsia="Arial Unicode MS" w:hAnsi="Titillium Web"/>
           <w:b/>
-          <w:sz w:val="22"/>
-          <w:szCs w:val="22"/>
+          <w:sz w:val="20"/>
+          <w:szCs w:val="20"/>
           <w:lang w:val="es-EC" w:eastAsia="es-ES_tradnl"/>
         </w:rPr>
         <w:t>ESPONSABILIDADES DEL OFERENTE</w:t>
@@ -780,8 +824,8 @@
         <w:rPr>
           <w:rFonts w:ascii="Titillium Web" w:eastAsia="Arial Unicode MS" w:hAnsi="Titillium Web"/>
           <w:b/>
-          <w:sz w:val="22"/>
-          <w:szCs w:val="22"/>
+          <w:sz w:val="20"/>
+          <w:szCs w:val="20"/>
           <w:lang w:val="es-EC" w:eastAsia="es-ES_tradnl"/>
         </w:rPr>
       </w:pPr>
@@ -799,8 +843,8 @@
           <w:bCs/>
           <w:iCs/>
           <w:kern w:val="1"/>
-          <w:sz w:val="22"/>
-          <w:szCs w:val="22"/>
+          <w:sz w:val="20"/>
+          <w:szCs w:val="20"/>
         </w:rPr>
       </w:pPr>
       <w:r>
@@ -809,8 +853,8 @@
           <w:bCs/>
           <w:iCs/>
           <w:kern w:val="1"/>
-          <w:sz w:val="22"/>
-          <w:szCs w:val="22"/>
+          <w:sz w:val="20"/>
+          <w:szCs w:val="20"/>
         </w:rPr>
         <w:t>Cualquier cosa que no esté escrita en el presente documento y que impida que la solución opere de acuerdo con el objeto de la orden y que se requiera para la ejecución del servicio, deberá ser asumida 100% por la proveedor sin perjuicio para el FIAS.</w:t>
       </w:r>
@@ -828,8 +872,8 @@
           <w:bCs/>
           <w:iCs/>
           <w:kern w:val="1"/>
-          <w:sz w:val="22"/>
-          <w:szCs w:val="22"/>
+          <w:sz w:val="20"/>
+          <w:szCs w:val="20"/>
         </w:rPr>
       </w:pPr>
       <w:r>
@@ -838,8 +882,8 @@
           <w:bCs/>
           <w:iCs/>
           <w:kern w:val="1"/>
-          <w:sz w:val="22"/>
-          <w:szCs w:val="22"/>
+          <w:sz w:val="20"/>
+          <w:szCs w:val="20"/>
         </w:rPr>
         <w:t xml:space="preserve">Cumplir con todas y cada una de las obligaciones derivadas de la orden de servicio y del objeto de esta.   </w:t>
       </w:r>
@@ -857,8 +901,8 @@
           <w:bCs/>
           <w:iCs/>
           <w:kern w:val="1"/>
-          <w:sz w:val="22"/>
-          <w:szCs w:val="22"/>
+          <w:sz w:val="20"/>
+          <w:szCs w:val="20"/>
         </w:rPr>
       </w:pPr>
       <w:r>
@@ -867,10 +911,21 @@
           <w:bCs/>
           <w:iCs/>
           <w:kern w:val="1"/>
-          <w:sz w:val="22"/>
-          <w:szCs w:val="22"/>
-        </w:rPr>
-        <w:t>Entregar el servicio a entera satisfacción del FIAS, en los tiempos establecidos y según las especificaciones técnicas descritas.</w:t>
+          <w:sz w:val="20"/>
+          <w:szCs w:val="20"/>
+        </w:rPr>
+        <w:t>Presta</w:t>
+      </w:r>
+      <w:r>
+        <w:rPr>
+          <w:rFonts w:ascii="Titillium Web" w:eastAsia="Arial Unicode MS" w:hAnsi="Titillium Web"/>
+          <w:bCs/>
+          <w:iCs/>
+          <w:kern w:val="1"/>
+          <w:sz w:val="20"/>
+          <w:szCs w:val="20"/>
+        </w:rPr>
+        <w:t>r el servicio a entera satisfacción del FIAS, en los tiempos establecidos y según las especificaciones técnicas descritas.</w:t>
       </w:r>
     </w:p>
     <w:p>
@@ -886,8 +941,8 @@
           <w:bCs/>
           <w:iCs/>
           <w:kern w:val="1"/>
-          <w:sz w:val="22"/>
-          <w:szCs w:val="22"/>
+          <w:sz w:val="20"/>
+          <w:szCs w:val="20"/>
         </w:rPr>
       </w:pPr>
       <w:r>
@@ -896,10 +951,9 @@
           <w:bCs/>
           <w:iCs/>
           <w:kern w:val="1"/>
-          <w:sz w:val="22"/>
-          <w:szCs w:val="22"/>
-        </w:rPr>
-        <w:lastRenderedPageBreak/>
+          <w:sz w:val="20"/>
+          <w:szCs w:val="20"/>
+        </w:rPr>
         <w:t>Cumplir con el objeto de adjudicación y tiempo establecido en el presente documento, en forma eficaz y oportuna para satisfacer la necesidad planteada.</w:t>
       </w:r>
     </w:p>
@@ -916,8 +970,8 @@
           <w:bCs/>
           <w:iCs/>
           <w:kern w:val="1"/>
-          <w:sz w:val="22"/>
-          <w:szCs w:val="22"/>
+          <w:sz w:val="20"/>
+          <w:szCs w:val="20"/>
         </w:rPr>
       </w:pPr>
       <w:r>
@@ -926,8 +980,8 @@
           <w:bCs/>
           <w:iCs/>
           <w:kern w:val="1"/>
-          <w:sz w:val="22"/>
-          <w:szCs w:val="22"/>
+          <w:sz w:val="20"/>
+          <w:szCs w:val="20"/>
         </w:rPr>
         <w:t>Aceptar que el FIAS podrá dejar sin efecto la presente orden de servicio, sin obligación de pago salvo por la parte efectivamente ejecutada y recibida a satisfacción, en caso de: (i) incumplimiento del plazo de entrega; (ii) ejecución del servicio en condiciones distintas a las especificaciones técnicas acordadas; o (iii) abandono injustificado del servicio.</w:t>
       </w:r>
@@ -944,8 +998,8 @@
         <w:rPr>
           <w:rFonts w:ascii="Titillium Web" w:eastAsia="Arial Unicode MS" w:hAnsi="Titillium Web"/>
           <w:b/>
-          <w:sz w:val="22"/>
-          <w:szCs w:val="22"/>
+          <w:sz w:val="20"/>
+          <w:szCs w:val="20"/>
           <w:lang w:eastAsia="es-ES_tradnl"/>
         </w:rPr>
       </w:pPr>
@@ -966,8 +1020,8 @@
         <w:rPr>
           <w:rFonts w:ascii="Titillium Web" w:eastAsia="Arial Unicode MS" w:hAnsi="Titillium Web"/>
           <w:b/>
-          <w:sz w:val="22"/>
-          <w:szCs w:val="22"/>
+          <w:sz w:val="20"/>
+          <w:szCs w:val="20"/>
           <w:lang w:val="es-EC" w:eastAsia="es-ES_tradnl"/>
         </w:rPr>
       </w:pPr>
@@ -975,10 +1029,11 @@
         <w:rPr>
           <w:rFonts w:ascii="Titillium Web" w:eastAsia="Arial Unicode MS" w:hAnsi="Titillium Web"/>
           <w:b/>
-          <w:sz w:val="22"/>
-          <w:szCs w:val="22"/>
+          <w:sz w:val="20"/>
+          <w:szCs w:val="20"/>
           <w:lang w:val="es-EC" w:eastAsia="es-ES_tradnl"/>
         </w:rPr>
+        <w:lastRenderedPageBreak/>
         <w:t xml:space="preserve">RESPONSABILIDADES DEL FIAS </w:t>
       </w:r>
     </w:p>
@@ -989,8 +1044,8 @@
           <w:rFonts w:ascii="Titillium Web" w:eastAsia="Arial Unicode MS" w:hAnsi="Titillium Web" w:cs="Tahoma"/>
           <w:b/>
           <w:kern w:val="1"/>
-          <w:sz w:val="22"/>
-          <w:szCs w:val="22"/>
+          <w:sz w:val="20"/>
+          <w:szCs w:val="20"/>
           <w:lang w:val="es-MX"/>
         </w:rPr>
       </w:pPr>
@@ -1000,8 +1055,8 @@
         <w:jc w:val="both"/>
         <w:rPr>
           <w:rFonts w:ascii="Titillium Web" w:eastAsia="Arial" w:hAnsi="Titillium Web" w:cs="Helvetica"/>
-          <w:sz w:val="22"/>
-          <w:szCs w:val="22"/>
+          <w:sz w:val="20"/>
+          <w:szCs w:val="20"/>
           <w:lang w:eastAsia="en-US"/>
         </w:rPr>
       </w:pPr>
@@ -1009,8 +1064,8 @@
         <w:rPr>
           <w:rFonts w:ascii="Titillium Web" w:eastAsia="Arial Unicode MS" w:hAnsi="Titillium Web"/>
           <w:color w:val="000000" w:themeColor="text1"/>
-          <w:sz w:val="22"/>
-          <w:szCs w:val="22"/>
+          <w:sz w:val="20"/>
+          <w:szCs w:val="20"/>
           <w:lang w:val="es-ES_tradnl" w:eastAsia="zh-CN"/>
         </w:rPr>
         <w:t>Son obligaciones del FIAS las siguientes</w:t>
@@ -1018,8 +1073,8 @@
       <w:r>
         <w:rPr>
           <w:rFonts w:ascii="Titillium Web" w:eastAsia="Arial" w:hAnsi="Titillium Web" w:cs="Helvetica"/>
-          <w:sz w:val="22"/>
-          <w:szCs w:val="22"/>
+          <w:sz w:val="20"/>
+          <w:szCs w:val="20"/>
           <w:lang w:eastAsia="en-US"/>
         </w:rPr>
         <w:t>:</w:t>
@@ -1039,8 +1094,8 @@
         <w:textAlignment w:val="baseline"/>
         <w:rPr>
           <w:rFonts w:ascii="Titillium Web" w:eastAsia="Arial" w:hAnsi="Titillium Web" w:cs="Helvetica"/>
-          <w:sz w:val="22"/>
-          <w:szCs w:val="22"/>
+          <w:sz w:val="20"/>
+          <w:szCs w:val="20"/>
           <w:lang w:eastAsia="en-US"/>
         </w:rPr>
       </w:pPr>
@@ -1058,8 +1113,8 @@
           <w:bCs/>
           <w:iCs/>
           <w:kern w:val="1"/>
-          <w:sz w:val="22"/>
-          <w:szCs w:val="22"/>
+          <w:sz w:val="20"/>
+          <w:szCs w:val="20"/>
         </w:rPr>
       </w:pPr>
       <w:r>
@@ -1068,8 +1123,8 @@
           <w:bCs/>
           <w:iCs/>
           <w:kern w:val="1"/>
-          <w:sz w:val="22"/>
-          <w:szCs w:val="22"/>
+          <w:sz w:val="20"/>
+          <w:szCs w:val="20"/>
         </w:rPr>
         <w:t>Cumplir con las obligaciones establecidas en la orden de servicio, en forma ágil y oportuna.</w:t>
       </w:r>
@@ -1087,8 +1142,8 @@
           <w:bCs/>
           <w:iCs/>
           <w:kern w:val="1"/>
-          <w:sz w:val="22"/>
-          <w:szCs w:val="22"/>
+          <w:sz w:val="20"/>
+          <w:szCs w:val="20"/>
         </w:rPr>
       </w:pPr>
       <w:r>
@@ -1097,8 +1152,8 @@
           <w:bCs/>
           <w:iCs/>
           <w:kern w:val="1"/>
-          <w:sz w:val="22"/>
-          <w:szCs w:val="22"/>
+          <w:sz w:val="20"/>
+          <w:szCs w:val="20"/>
         </w:rPr>
         <w:t>Dar solución a los problemas que se presenten en la ejecución de la Orden de Compra, en forma oportuna.</w:t>
       </w:r>
@@ -1116,8 +1171,8 @@
           <w:bCs/>
           <w:iCs/>
           <w:kern w:val="1"/>
-          <w:sz w:val="22"/>
-          <w:szCs w:val="22"/>
+          <w:sz w:val="20"/>
+          <w:szCs w:val="20"/>
         </w:rPr>
       </w:pPr>
     </w:p>
@@ -1137,8 +1192,8 @@
         <w:rPr>
           <w:rFonts w:ascii="Titillium Web" w:eastAsia="Arial Unicode MS" w:hAnsi="Titillium Web"/>
           <w:b/>
-          <w:sz w:val="22"/>
-          <w:szCs w:val="22"/>
+          <w:sz w:val="20"/>
+          <w:szCs w:val="20"/>
           <w:lang w:val="es-EC" w:eastAsia="es-ES_tradnl"/>
         </w:rPr>
       </w:pPr>
@@ -1147,8 +1202,8 @@
           <w:rFonts w:ascii="Titillium Web" w:eastAsia="Arial Unicode MS" w:hAnsi="Titillium Web"/>
           <w:b/>
           <w:kern w:val="1"/>
-          <w:sz w:val="22"/>
-          <w:szCs w:val="22"/>
+          <w:sz w:val="20"/>
+          <w:szCs w:val="20"/>
           <w:lang w:val="es-MX"/>
         </w:rPr>
         <w:t xml:space="preserve">PLAZO Y LUGAR DE ENTREGA </w:t>
@@ -1166,8 +1221,8 @@
         <w:rPr>
           <w:rFonts w:ascii="Titillium Web" w:eastAsia="Arial Unicode MS" w:hAnsi="Titillium Web"/>
           <w:b/>
-          <w:sz w:val="22"/>
-          <w:szCs w:val="22"/>
+          <w:sz w:val="20"/>
+          <w:szCs w:val="20"/>
           <w:lang w:val="es-EC" w:eastAsia="es-ES_tradnl"/>
         </w:rPr>
       </w:pPr>
@@ -1179,8 +1234,8 @@
           <w:rFonts w:ascii="Titillium Web" w:eastAsia="Arial Unicode MS" w:hAnsi="Titillium Web"/>
           <w:bCs/>
           <w:color w:val="000000" w:themeColor="text1"/>
-          <w:sz w:val="22"/>
-          <w:szCs w:val="22"/>
+          <w:sz w:val="20"/>
+          <w:szCs w:val="20"/>
           <w:lang w:val="es-ES_tradnl"/>
         </w:rPr>
       </w:pPr>
@@ -1188,8 +1243,8 @@
         <w:rPr>
           <w:rFonts w:ascii="Titillium Web" w:eastAsia="Arial Unicode MS" w:hAnsi="Titillium Web"/>
           <w:color w:val="000000" w:themeColor="text1"/>
-          <w:sz w:val="22"/>
-          <w:szCs w:val="22"/>
+          <w:sz w:val="20"/>
+          <w:szCs w:val="20"/>
           <w:lang w:val="es-ES_tradnl"/>
         </w:rPr>
         <w:t xml:space="preserve">El plazo para la entrega del servicio es de {plazo} </w:t>
@@ -1198,18 +1253,18 @@
         <w:rPr>
           <w:rFonts w:ascii="Titillium Web" w:eastAsia="Arial Unicode MS" w:hAnsi="Titillium Web"/>
           <w:color w:val="000000" w:themeColor="text1"/>
-          <w:sz w:val="22"/>
-          <w:szCs w:val="22"/>
+          <w:sz w:val="20"/>
+          <w:szCs w:val="20"/>
           <w:lang w:val="es-ES_tradnl"/>
         </w:rPr>
-        <w:t xml:space="preserve">{diaContadoDiasContados}</w:t>
+        <w:t>{diaContadoDiasContados}</w:t>
       </w:r>
       <w:r>
         <w:rPr>
           <w:rFonts w:ascii="Titillium Web" w:eastAsia="Arial Unicode MS" w:hAnsi="Titillium Web"/>
           <w:color w:val="000000" w:themeColor="text1"/>
-          <w:sz w:val="22"/>
-          <w:szCs w:val="22"/>
+          <w:sz w:val="20"/>
+          <w:szCs w:val="20"/>
           <w:lang w:val="es-ES_tradnl"/>
         </w:rPr>
         <w:t xml:space="preserve"> desde la notificación de la presente orden de servicio. </w:t>
@@ -1219,8 +1274,8 @@
           <w:rFonts w:ascii="Titillium Web" w:eastAsia="Arial Unicode MS" w:hAnsi="Titillium Web"/>
           <w:bCs/>
           <w:color w:val="000000" w:themeColor="text1"/>
-          <w:sz w:val="22"/>
-          <w:szCs w:val="22"/>
+          <w:sz w:val="20"/>
+          <w:szCs w:val="20"/>
           <w:lang w:val="es-ES_tradnl"/>
         </w:rPr>
         <w:t xml:space="preserve">El servicio será realizado en {lugar} a satisfacción </w:t>
@@ -1230,19 +1285,19 @@
           <w:rFonts w:ascii="Titillium Web" w:eastAsia="Arial Unicode MS" w:hAnsi="Titillium Web"/>
           <w:bCs/>
           <w:color w:val="000000" w:themeColor="text1"/>
-          <w:sz w:val="22"/>
-          <w:szCs w:val="22"/>
+          <w:sz w:val="20"/>
+          <w:szCs w:val="20"/>
           <w:lang w:val="es-ES_tradnl"/>
         </w:rPr>
-        <w:t xml:space="preserve">{dellaadministradorAP}</w:t>
+        <w:t>{dellaadministradorAP}</w:t>
       </w:r>
       <w:r>
         <w:rPr>
           <w:rFonts w:ascii="Titillium Web" w:eastAsia="Arial Unicode MS" w:hAnsi="Titillium Web"/>
           <w:bCs/>
           <w:color w:val="000000" w:themeColor="text1"/>
-          <w:sz w:val="22"/>
-          <w:szCs w:val="22"/>
+          <w:sz w:val="20"/>
+          <w:szCs w:val="20"/>
           <w:lang w:val="es-ES_tradnl"/>
         </w:rPr>
         <w:t xml:space="preserve"> del área protegida.</w:t>
@@ -1254,8 +1309,8 @@
         <w:rPr>
           <w:rFonts w:ascii="Titillium Web" w:eastAsia="Arial Unicode MS" w:hAnsi="Titillium Web"/>
           <w:color w:val="000000" w:themeColor="text1"/>
-          <w:sz w:val="22"/>
-          <w:szCs w:val="22"/>
+          <w:sz w:val="20"/>
+          <w:szCs w:val="20"/>
           <w:lang w:val="es-ES_tradnl" w:eastAsia="zh-CN"/>
         </w:rPr>
       </w:pPr>
@@ -1278,8 +1333,8 @@
           <w:bCs/>
           <w:color w:val="3366FF"/>
           <w:spacing w:val="-3"/>
-          <w:sz w:val="22"/>
-          <w:szCs w:val="22"/>
+          <w:sz w:val="20"/>
+          <w:szCs w:val="20"/>
           <w:lang w:val="es-ES_tradnl"/>
         </w:rPr>
       </w:pPr>
@@ -1289,8 +1344,8 @@
           <w:b/>
           <w:bCs/>
           <w:spacing w:val="-3"/>
-          <w:sz w:val="22"/>
-          <w:szCs w:val="22"/>
+          <w:sz w:val="20"/>
+          <w:szCs w:val="20"/>
           <w:lang w:val="es-ES_tradnl"/>
         </w:rPr>
         <w:t>VALOR DE LA ORDEN DE SERVICIO</w:t>
@@ -1310,8 +1365,8 @@
           <w:bCs/>
           <w:color w:val="3366FF"/>
           <w:spacing w:val="-3"/>
-          <w:sz w:val="22"/>
-          <w:szCs w:val="22"/>
+          <w:sz w:val="20"/>
+          <w:szCs w:val="20"/>
           <w:lang w:val="es-ES_tradnl"/>
         </w:rPr>
       </w:pPr>
@@ -1323,16 +1378,16 @@
           <w:rFonts w:ascii="Titillium Web" w:hAnsi="Titillium Web"/>
           <w:b/>
           <w:bCs/>
-          <w:sz w:val="22"/>
-          <w:szCs w:val="22"/>
+          <w:sz w:val="20"/>
+          <w:szCs w:val="20"/>
           <w:lang w:val="es-US" w:eastAsia="es-ES_tradnl"/>
         </w:rPr>
       </w:pPr>
       <w:r>
         <w:rPr>
           <w:rFonts w:ascii="Titillium Web" w:hAnsi="Titillium Web"/>
-          <w:sz w:val="22"/>
-          <w:szCs w:val="22"/>
+          <w:sz w:val="20"/>
+          <w:szCs w:val="20"/>
           <w:lang w:val="es-EC" w:eastAsia="es-ES_tradnl"/>
         </w:rPr>
         <w:t xml:space="preserve">El valor de la </w:t>
@@ -1342,8 +1397,8 @@
           <w:rFonts w:ascii="Titillium Web" w:eastAsia="Arial Unicode MS" w:hAnsi="Titillium Web" w:cs="Tahoma"/>
           <w:color w:val="000000" w:themeColor="text1"/>
           <w:kern w:val="1"/>
-          <w:sz w:val="22"/>
-          <w:szCs w:val="22"/>
+          <w:sz w:val="20"/>
+          <w:szCs w:val="20"/>
           <w:lang w:val="es-ES_tradnl" w:eastAsia="zh-CN" w:bidi="hi-IN"/>
         </w:rPr>
         <w:t xml:space="preserve">adquisición del servicio </w:t>
@@ -1351,22 +1406,82 @@
       <w:r>
         <w:rPr>
           <w:rFonts w:ascii="Titillium Web" w:hAnsi="Titillium Web"/>
-          <w:sz w:val="22"/>
-          <w:szCs w:val="22"/>
+          <w:sz w:val="20"/>
+          <w:szCs w:val="20"/>
           <w:lang w:val="es-EC" w:eastAsia="es-ES_tradnl"/>
         </w:rPr>
-        <w:t xml:space="preserve">de "{objeto}" corresponde a </w:t>
+        <w:t xml:space="preserve">de "{objeto}" corresponde a {montoLetras}.</w:t>
+      </w:r>
+      <w:r>
+        <w:rPr>
+          <w:rFonts w:ascii="Titillium Web" w:hAnsi="Titillium Web"/>
+          <w:sz w:val="20"/>
+          <w:szCs w:val="20"/>
+          <w:lang w:val="es-EC" w:eastAsia="es-ES_tradnl"/>
+        </w:rPr>
+        <w:t xml:space="preserve"/>
       </w:r>
       <w:r>
         <w:rPr>
           <w:rFonts w:ascii="Titillium Web" w:hAnsi="Titillium Web"/>
           <w:b/>
           <w:bCs/>
-          <w:sz w:val="22"/>
-          <w:szCs w:val="22"/>
+          <w:sz w:val="20"/>
+          <w:szCs w:val="20"/>
+          <w:lang w:val="es-EC" w:eastAsia="es-ES_tradnl"/>
+        </w:rPr>
+        <w:t xml:space="preserve"/>
+      </w:r>
+      <w:r>
+        <w:rPr>
+          <w:rFonts w:ascii="Titillium Web" w:hAnsi="Titillium Web"/>
+          <w:sz w:val="20"/>
+          <w:szCs w:val="20"/>
+          <w:lang w:val="es-EC" w:eastAsia="es-ES_tradnl"/>
+        </w:rPr>
+        <w:t xml:space="preserve"/>
+      </w:r>
+      <w:r>
+        <w:rPr>
+          <w:rFonts w:ascii="Titillium Web" w:hAnsi="Titillium Web"/>
+          <w:b/>
+          <w:bCs/>
+          <w:sz w:val="20"/>
+          <w:szCs w:val="20"/>
+          <w:lang w:val="es-EC" w:eastAsia="es-ES_tradnl"/>
+        </w:rPr>
+        <w:t xml:space="preserve"/>
+      </w:r>
+      <w:r>
+        <w:rPr>
+          <w:rFonts w:ascii="Titillium Web" w:hAnsi="Titillium Web"/>
+          <w:b/>
+          <w:bCs/>
+          <w:sz w:val="20"/>
+          <w:szCs w:val="20"/>
           <w:lang w:val="es-US" w:eastAsia="es-ES_tradnl"/>
         </w:rPr>
-        <w:t>{montoLetras}.</w:t>
+        <w:t xml:space="preserve"/>
+      </w:r>
+      <w:r>
+        <w:rPr>
+          <w:rFonts w:ascii="Titillium Web" w:hAnsi="Titillium Web"/>
+          <w:b/>
+          <w:bCs/>
+          <w:sz w:val="20"/>
+          <w:szCs w:val="20"/>
+          <w:lang w:val="es-US" w:eastAsia="es-ES_tradnl"/>
+        </w:rPr>
+        <w:t xml:space="preserve"/>
+      </w:r>
+      <w:r>
+        <w:rPr>
+          <w:rFonts w:ascii="Titillium Web" w:hAnsi="Titillium Web"/>
+          <w:sz w:val="20"/>
+          <w:szCs w:val="20"/>
+          <w:lang w:val="es-US" w:eastAsia="es-ES_tradnl"/>
+        </w:rPr>
+        <w:t xml:space="preserve"/>
       </w:r>
     </w:p>
     <w:p>
@@ -1374,8 +1489,8 @@
         <w:jc w:val="both"/>
         <w:rPr>
           <w:rFonts w:ascii="Titillium Web" w:hAnsi="Titillium Web"/>
-          <w:sz w:val="22"/>
-          <w:szCs w:val="22"/>
+          <w:sz w:val="20"/>
+          <w:szCs w:val="20"/>
           <w:lang w:val="es-EC" w:eastAsia="es-ES_tradnl"/>
         </w:rPr>
       </w:pPr>
@@ -1423,8 +1538,8 @@
                 <w:b/>
                 <w:bCs/>
                 <w:color w:val="FFFFFF"/>
-                <w:sz w:val="22"/>
-                <w:szCs w:val="22"/>
+                <w:sz w:val="20"/>
+                <w:szCs w:val="20"/>
                 <w:lang w:eastAsia="es-ES_tradnl"/>
               </w:rPr>
             </w:pPr>
@@ -1434,8 +1549,8 @@
                 <w:b/>
                 <w:bCs/>
                 <w:color w:val="FFFFFF"/>
-                <w:sz w:val="22"/>
-                <w:szCs w:val="22"/>
+                <w:sz w:val="20"/>
+                <w:szCs w:val="20"/>
                 <w:lang w:eastAsia="es-ES_tradnl"/>
               </w:rPr>
               <w:t>DESCRIPCIÓN Y ESPECIFICACIONES</w:t>
@@ -1464,8 +1579,8 @@
                 <w:b/>
                 <w:bCs/>
                 <w:color w:val="FFFFFF"/>
-                <w:sz w:val="22"/>
-                <w:szCs w:val="22"/>
+                <w:sz w:val="20"/>
+                <w:szCs w:val="20"/>
                 <w:lang w:eastAsia="es-ES_tradnl"/>
               </w:rPr>
             </w:pPr>
@@ -1475,8 +1590,8 @@
                 <w:b/>
                 <w:bCs/>
                 <w:color w:val="FFFFFF"/>
-                <w:sz w:val="22"/>
-                <w:szCs w:val="22"/>
+                <w:sz w:val="20"/>
+                <w:szCs w:val="20"/>
                 <w:lang w:eastAsia="es-ES_tradnl"/>
               </w:rPr>
               <w:t>CANT</w:t>
@@ -1504,8 +1619,8 @@
                 <w:b/>
                 <w:bCs/>
                 <w:color w:val="FFFFFF"/>
-                <w:sz w:val="22"/>
-                <w:szCs w:val="22"/>
+                <w:sz w:val="20"/>
+                <w:szCs w:val="20"/>
                 <w:lang w:eastAsia="es-ES_tradnl"/>
               </w:rPr>
             </w:pPr>
@@ -1515,8 +1630,8 @@
                 <w:b/>
                 <w:bCs/>
                 <w:color w:val="FFFFFF"/>
-                <w:sz w:val="22"/>
-                <w:szCs w:val="22"/>
+                <w:sz w:val="20"/>
+                <w:szCs w:val="20"/>
                 <w:lang w:eastAsia="es-ES_tradnl"/>
               </w:rPr>
               <w:t>PRECIO UNITARIO</w:t>
@@ -1530,8 +1645,8 @@
                 <w:b/>
                 <w:bCs/>
                 <w:color w:val="FFFFFF"/>
-                <w:sz w:val="22"/>
-                <w:szCs w:val="22"/>
+                <w:sz w:val="20"/>
+                <w:szCs w:val="20"/>
                 <w:lang w:eastAsia="es-ES_tradnl"/>
               </w:rPr>
             </w:pPr>
@@ -1541,8 +1656,8 @@
                 <w:b/>
                 <w:bCs/>
                 <w:color w:val="FFFFFF"/>
-                <w:sz w:val="22"/>
-                <w:szCs w:val="22"/>
+                <w:sz w:val="20"/>
+                <w:szCs w:val="20"/>
                 <w:lang w:eastAsia="es-ES_tradnl"/>
               </w:rPr>
               <w:t>(USD)</w:t>
@@ -1570,8 +1685,8 @@
                 <w:b/>
                 <w:bCs/>
                 <w:color w:val="FFFFFF"/>
-                <w:sz w:val="22"/>
-                <w:szCs w:val="22"/>
+                <w:sz w:val="20"/>
+                <w:szCs w:val="20"/>
                 <w:lang w:eastAsia="es-ES_tradnl"/>
               </w:rPr>
             </w:pPr>
@@ -1581,8 +1696,8 @@
                 <w:b/>
                 <w:bCs/>
                 <w:color w:val="FFFFFF"/>
-                <w:sz w:val="22"/>
-                <w:szCs w:val="22"/>
+                <w:sz w:val="20"/>
+                <w:szCs w:val="20"/>
                 <w:lang w:eastAsia="es-ES_tradnl"/>
               </w:rPr>
               <w:t>PRECIO TOTAL</w:t>
@@ -1596,8 +1711,8 @@
                 <w:b/>
                 <w:bCs/>
                 <w:color w:val="FFFFFF"/>
-                <w:sz w:val="22"/>
-                <w:szCs w:val="22"/>
+                <w:sz w:val="20"/>
+                <w:szCs w:val="20"/>
                 <w:lang w:eastAsia="es-ES_tradnl"/>
               </w:rPr>
             </w:pPr>
@@ -1607,8 +1722,8 @@
                 <w:b/>
                 <w:bCs/>
                 <w:color w:val="FFFFFF"/>
-                <w:sz w:val="22"/>
-                <w:szCs w:val="22"/>
+                <w:sz w:val="20"/>
+                <w:szCs w:val="20"/>
                 <w:lang w:eastAsia="es-ES_tradnl"/>
               </w:rPr>
               <w:t>(USD)</w:t>
@@ -1622,8 +1737,8 @@
                 <w:b/>
                 <w:bCs/>
                 <w:color w:val="FFFFFF"/>
-                <w:sz w:val="22"/>
-                <w:szCs w:val="22"/>
+                <w:sz w:val="20"/>
+                <w:szCs w:val="20"/>
                 <w:lang w:eastAsia="es-ES_tradnl"/>
               </w:rPr>
             </w:pPr>
@@ -1653,15 +1768,15 @@
               <w:spacing w:before="0" w:beforeAutospacing="0" w:after="0" w:afterAutospacing="0"/>
               <w:rPr>
                 <w:rFonts w:ascii="Titillium Web" w:eastAsia="Batang" w:hAnsi="Titillium Web"/>
-                <w:sz w:val="22"/>
-                <w:szCs w:val="22"/>
+                <w:sz w:val="20"/>
+                <w:szCs w:val="20"/>
               </w:rPr>
             </w:pPr>
             <w:r>
               <w:rPr>
                 <w:rFonts w:ascii="Titillium Web" w:eastAsia="Batang" w:hAnsi="Titillium Web"/>
-                <w:sz w:val="22"/>
-                <w:szCs w:val="22"/>
+                <w:sz w:val="20"/>
+                <w:szCs w:val="20"/>
               </w:rPr>
               <w:t>{#items}{desc}</w:t>
             </w:r>
@@ -1683,15 +1798,15 @@
               <w:jc w:val="center"/>
               <w:rPr>
                 <w:rFonts w:ascii="Titillium Web" w:hAnsi="Titillium Web" w:cs="Tahoma"/>
-                <w:sz w:val="22"/>
-                <w:szCs w:val="22"/>
+                <w:sz w:val="20"/>
+                <w:szCs w:val="20"/>
               </w:rPr>
             </w:pPr>
             <w:r>
               <w:rPr>
                 <w:rFonts w:ascii="Titillium Web" w:hAnsi="Titillium Web" w:cs="Tahoma"/>
-                <w:sz w:val="22"/>
-                <w:szCs w:val="22"/>
+                <w:sz w:val="20"/>
+                <w:szCs w:val="20"/>
               </w:rPr>
               <w:t>{cantidad}</w:t>
             </w:r>
@@ -1713,15 +1828,15 @@
               <w:jc w:val="right"/>
               <w:rPr>
                 <w:rFonts w:ascii="Titillium Web" w:hAnsi="Titillium Web" w:cs="Tahoma"/>
-                <w:sz w:val="22"/>
-                <w:szCs w:val="22"/>
+                <w:sz w:val="20"/>
+                <w:szCs w:val="20"/>
               </w:rPr>
             </w:pPr>
             <w:r>
               <w:rPr>
                 <w:rFonts w:ascii="Titillium Web" w:hAnsi="Titillium Web" w:cs="Tahoma"/>
-                <w:sz w:val="22"/>
-                <w:szCs w:val="22"/>
+                <w:sz w:val="20"/>
+                <w:szCs w:val="20"/>
               </w:rPr>
               <w:t>{punit}</w:t>
             </w:r>
@@ -1742,15 +1857,15 @@
               <w:jc w:val="right"/>
               <w:rPr>
                 <w:rFonts w:ascii="Titillium Web" w:hAnsi="Titillium Web" w:cs="Tahoma"/>
-                <w:sz w:val="22"/>
-                <w:szCs w:val="22"/>
+                <w:sz w:val="20"/>
+                <w:szCs w:val="20"/>
               </w:rPr>
             </w:pPr>
             <w:r>
               <w:rPr>
                 <w:rFonts w:ascii="Titillium Web" w:hAnsi="Titillium Web" w:cs="Tahoma"/>
-                <w:sz w:val="22"/>
-                <w:szCs w:val="22"/>
+                <w:sz w:val="20"/>
+                <w:szCs w:val="20"/>
               </w:rPr>
               <w:t>{ptotal}{/items}</w:t>
             </w:r>
@@ -1779,8 +1894,8 @@
                 <w:rFonts w:ascii="Titillium Web" w:hAnsi="Titillium Web" w:cs="Tahoma"/>
                 <w:b/>
                 <w:bCs/>
-                <w:sz w:val="22"/>
-                <w:szCs w:val="22"/>
+                <w:sz w:val="20"/>
+                <w:szCs w:val="20"/>
               </w:rPr>
             </w:pPr>
             <w:r>
@@ -1788,8 +1903,8 @@
                 <w:rFonts w:ascii="Titillium Web" w:hAnsi="Titillium Web" w:cs="Tahoma"/>
                 <w:b/>
                 <w:bCs/>
-                <w:sz w:val="22"/>
-                <w:szCs w:val="22"/>
+                <w:sz w:val="20"/>
+                <w:szCs w:val="20"/>
               </w:rPr>
               <w:t>SUBTOTAL</w:t>
             </w:r>
@@ -1813,8 +1928,8 @@
                 <w:rFonts w:ascii="Titillium Web" w:hAnsi="Titillium Web" w:cs="Tahoma"/>
                 <w:b/>
                 <w:bCs/>
-                <w:sz w:val="22"/>
-                <w:szCs w:val="22"/>
+                <w:sz w:val="20"/>
+                <w:szCs w:val="20"/>
               </w:rPr>
             </w:pPr>
             <w:r>
@@ -1822,8 +1937,8 @@
                 <w:rFonts w:ascii="Titillium Web" w:hAnsi="Titillium Web" w:cs="Tahoma"/>
                 <w:b/>
                 <w:bCs/>
-                <w:sz w:val="22"/>
-                <w:szCs w:val="22"/>
+                <w:sz w:val="20"/>
+                <w:szCs w:val="20"/>
               </w:rPr>
               <w:t>{subtotal}</w:t>
             </w:r>
@@ -1852,8 +1967,8 @@
                 <w:rFonts w:ascii="Titillium Web" w:hAnsi="Titillium Web" w:cs="Tahoma"/>
                 <w:b/>
                 <w:bCs/>
-                <w:sz w:val="22"/>
-                <w:szCs w:val="22"/>
+                <w:sz w:val="20"/>
+                <w:szCs w:val="20"/>
               </w:rPr>
             </w:pPr>
             <w:r>
@@ -1861,8 +1976,8 @@
                 <w:rFonts w:ascii="Titillium Web" w:hAnsi="Titillium Web" w:cs="Tahoma"/>
                 <w:b/>
                 <w:bCs/>
-                <w:sz w:val="22"/>
-                <w:szCs w:val="22"/>
+                <w:sz w:val="20"/>
+                <w:szCs w:val="20"/>
               </w:rPr>
               <w:t>IVA ({ivaPct}%)</w:t>
             </w:r>
@@ -1886,8 +2001,8 @@
                 <w:rFonts w:ascii="Titillium Web" w:hAnsi="Titillium Web" w:cs="Tahoma"/>
                 <w:b/>
                 <w:bCs/>
-                <w:sz w:val="22"/>
-                <w:szCs w:val="22"/>
+                <w:sz w:val="20"/>
+                <w:szCs w:val="20"/>
               </w:rPr>
             </w:pPr>
             <w:r>
@@ -1895,8 +2010,8 @@
                 <w:rFonts w:ascii="Titillium Web" w:hAnsi="Titillium Web" w:cs="Tahoma"/>
                 <w:b/>
                 <w:bCs/>
-                <w:sz w:val="22"/>
-                <w:szCs w:val="22"/>
+                <w:sz w:val="20"/>
+                <w:szCs w:val="20"/>
               </w:rPr>
               <w:t>{iva}</w:t>
             </w:r>
@@ -1927,8 +2042,8 @@
                 <w:rFonts w:ascii="Titillium Web" w:hAnsi="Titillium Web" w:cs="Tahoma"/>
                 <w:b/>
                 <w:bCs/>
-                <w:sz w:val="22"/>
-                <w:szCs w:val="22"/>
+                <w:sz w:val="20"/>
+                <w:szCs w:val="20"/>
               </w:rPr>
             </w:pPr>
             <w:r>
@@ -1936,8 +2051,8 @@
                 <w:rFonts w:ascii="Titillium Web" w:hAnsi="Titillium Web" w:cs="Tahoma"/>
                 <w:b/>
                 <w:bCs/>
-                <w:sz w:val="22"/>
-                <w:szCs w:val="22"/>
+                <w:sz w:val="20"/>
+                <w:szCs w:val="20"/>
               </w:rPr>
               <w:t>TOTAL</w:t>
             </w:r>
@@ -1961,8 +2076,8 @@
                 <w:rFonts w:ascii="Titillium Web" w:hAnsi="Titillium Web" w:cs="Tahoma"/>
                 <w:b/>
                 <w:bCs/>
-                <w:sz w:val="22"/>
-                <w:szCs w:val="22"/>
+                <w:sz w:val="20"/>
+                <w:szCs w:val="20"/>
               </w:rPr>
             </w:pPr>
             <w:r>
@@ -1970,8 +2085,8 @@
                 <w:rFonts w:ascii="Titillium Web" w:hAnsi="Titillium Web" w:cs="Tahoma"/>
                 <w:b/>
                 <w:bCs/>
-                <w:sz w:val="22"/>
-                <w:szCs w:val="22"/>
+                <w:sz w:val="20"/>
+                <w:szCs w:val="20"/>
               </w:rPr>
               <w:t>{total}</w:t>
             </w:r>
@@ -1985,8 +2100,8 @@
         <w:rPr>
           <w:rFonts w:ascii="Titillium Web" w:hAnsi="Titillium Web"/>
           <w:b/>
-          <w:sz w:val="22"/>
-          <w:szCs w:val="22"/>
+          <w:sz w:val="20"/>
+          <w:szCs w:val="20"/>
           <w:lang w:val="es-EC" w:eastAsia="es-ES_tradnl"/>
         </w:rPr>
       </w:pPr>
@@ -1997,8 +2112,8 @@
         <w:rPr>
           <w:rFonts w:ascii="Titillium Web" w:hAnsi="Titillium Web"/>
           <w:b/>
-          <w:sz w:val="22"/>
-          <w:szCs w:val="22"/>
+          <w:sz w:val="20"/>
+          <w:szCs w:val="20"/>
           <w:lang w:val="es-EC" w:eastAsia="es-ES_tradnl"/>
         </w:rPr>
       </w:pPr>
@@ -2007,8 +2122,8 @@
           <w:rFonts w:ascii="Titillium Web" w:hAnsi="Titillium Web"/>
           <w:b/>
           <w:bCs/>
-          <w:sz w:val="22"/>
-          <w:szCs w:val="22"/>
+          <w:sz w:val="20"/>
+          <w:szCs w:val="20"/>
           <w:lang w:eastAsia="es-ES_tradnl"/>
         </w:rPr>
         <w:t>No se reconocerá ningún valor adicional, cualquiera que sea su monto, que no se encuentre descrito en el presente documento.</w:t>
@@ -2020,8 +2135,8 @@
         <w:rPr>
           <w:rFonts w:ascii="Titillium Web" w:hAnsi="Titillium Web"/>
           <w:b/>
-          <w:sz w:val="22"/>
-          <w:szCs w:val="22"/>
+          <w:sz w:val="20"/>
+          <w:szCs w:val="20"/>
           <w:lang w:val="es-EC" w:eastAsia="es-ES_tradnl"/>
         </w:rPr>
       </w:pPr>
@@ -2032,8 +2147,8 @@
         <w:rPr>
           <w:rFonts w:ascii="Titillium Web" w:hAnsi="Titillium Web"/>
           <w:bCs/>
-          <w:sz w:val="22"/>
-          <w:szCs w:val="22"/>
+          <w:sz w:val="20"/>
+          <w:szCs w:val="20"/>
           <w:lang w:val="es-EC" w:eastAsia="es-ES_tradnl"/>
         </w:rPr>
       </w:pPr>
@@ -2041,8 +2156,8 @@
         <w:rPr>
           <w:rFonts w:ascii="Titillium Web" w:hAnsi="Titillium Web"/>
           <w:bCs/>
-          <w:sz w:val="22"/>
-          <w:szCs w:val="22"/>
+          <w:sz w:val="20"/>
+          <w:szCs w:val="20"/>
           <w:lang w:val="es-EC" w:eastAsia="es-ES_tradnl"/>
         </w:rPr>
         <w:t>El FIAS gestionará la imputación contable y los desembolsos conforme a su normativa interna, garantizando la cobertura presupuestaria durante todo el plazo contractual.</w:t>
@@ -2054,8 +2169,8 @@
         <w:rPr>
           <w:rFonts w:ascii="Titillium Web" w:hAnsi="Titillium Web"/>
           <w:bCs/>
-          <w:sz w:val="22"/>
-          <w:szCs w:val="22"/>
+          <w:sz w:val="20"/>
+          <w:szCs w:val="20"/>
           <w:lang w:val="es-EC" w:eastAsia="es-ES_tradnl"/>
         </w:rPr>
       </w:pPr>
@@ -2071,8 +2186,8 @@
         <w:rPr>
           <w:rFonts w:ascii="Titillium Web" w:hAnsi="Titillium Web"/>
           <w:b/>
-          <w:sz w:val="22"/>
-          <w:szCs w:val="22"/>
+          <w:sz w:val="20"/>
+          <w:szCs w:val="20"/>
           <w:lang w:val="es-EC" w:eastAsia="es-ES_tradnl"/>
         </w:rPr>
       </w:pPr>
@@ -2080,8 +2195,8 @@
         <w:rPr>
           <w:rFonts w:ascii="Titillium Web" w:hAnsi="Titillium Web"/>
           <w:b/>
-          <w:sz w:val="22"/>
-          <w:szCs w:val="22"/>
+          <w:sz w:val="20"/>
+          <w:szCs w:val="20"/>
           <w:lang w:val="es-EC" w:eastAsia="es-ES_tradnl"/>
         </w:rPr>
         <w:t>FINANCIAMIENTO Y FORMA DE PAGO</w:t>
@@ -2094,8 +2209,8 @@
         <w:rPr>
           <w:rFonts w:ascii="Titillium Web" w:hAnsi="Titillium Web"/>
           <w:b/>
-          <w:sz w:val="22"/>
-          <w:szCs w:val="22"/>
+          <w:sz w:val="20"/>
+          <w:szCs w:val="20"/>
           <w:lang w:val="es-EC" w:eastAsia="es-ES_tradnl"/>
         </w:rPr>
       </w:pPr>
@@ -2106,13 +2221,15 @@
         <w:jc w:val="both"/>
         <w:rPr>
           <w:rFonts w:ascii="Titillium Web" w:hAnsi="Titillium Web"/>
-          <w:szCs w:val="22"/>
-        </w:rPr>
-      </w:pPr>
-      <w:r>
-        <w:rPr>
-          <w:rFonts w:ascii="Titillium Web" w:hAnsi="Titillium Web"/>
-          <w:szCs w:val="22"/>
+          <w:sz w:val="20"/>
+          <w:szCs w:val="20"/>
+        </w:rPr>
+      </w:pPr>
+      <w:r>
+        <w:rPr>
+          <w:rFonts w:ascii="Titillium Web" w:hAnsi="Titillium Web"/>
+          <w:sz w:val="20"/>
+          <w:szCs w:val="20"/>
         </w:rPr>
         <w:t>El</w:t>
       </w:r>
@@ -2120,14 +2237,16 @@
         <w:rPr>
           <w:rFonts w:ascii="Titillium Web" w:hAnsi="Titillium Web"/>
           <w:spacing w:val="64"/>
-          <w:szCs w:val="22"/>
+          <w:sz w:val="20"/>
+          <w:szCs w:val="20"/>
         </w:rPr>
         <w:t xml:space="preserve"> </w:t>
       </w:r>
       <w:r>
         <w:rPr>
           <w:rFonts w:ascii="Titillium Web" w:hAnsi="Titillium Web"/>
-          <w:szCs w:val="22"/>
+          <w:sz w:val="20"/>
+          <w:szCs w:val="20"/>
         </w:rPr>
         <w:t>proceso</w:t>
       </w:r>
@@ -2135,14 +2254,16 @@
         <w:rPr>
           <w:rFonts w:ascii="Titillium Web" w:hAnsi="Titillium Web"/>
           <w:spacing w:val="62"/>
-          <w:szCs w:val="22"/>
+          <w:sz w:val="20"/>
+          <w:szCs w:val="20"/>
         </w:rPr>
         <w:t xml:space="preserve"> </w:t>
       </w:r>
       <w:r>
         <w:rPr>
           <w:rFonts w:ascii="Titillium Web" w:hAnsi="Titillium Web"/>
-          <w:szCs w:val="22"/>
+          <w:sz w:val="20"/>
+          <w:szCs w:val="20"/>
         </w:rPr>
         <w:t>de</w:t>
       </w:r>
@@ -2150,14 +2271,16 @@
         <w:rPr>
           <w:rFonts w:ascii="Titillium Web" w:hAnsi="Titillium Web"/>
           <w:spacing w:val="60"/>
-          <w:szCs w:val="22"/>
+          <w:sz w:val="20"/>
+          <w:szCs w:val="20"/>
         </w:rPr>
         <w:t xml:space="preserve"> </w:t>
       </w:r>
       <w:r>
         <w:rPr>
           <w:rFonts w:ascii="Titillium Web" w:hAnsi="Titillium Web"/>
-          <w:szCs w:val="22"/>
+          <w:sz w:val="20"/>
+          <w:szCs w:val="20"/>
         </w:rPr>
         <w:t>adquisición</w:t>
       </w:r>
@@ -2165,14 +2288,16 @@
         <w:rPr>
           <w:rFonts w:ascii="Titillium Web" w:hAnsi="Titillium Web"/>
           <w:spacing w:val="64"/>
-          <w:szCs w:val="22"/>
+          <w:sz w:val="20"/>
+          <w:szCs w:val="20"/>
         </w:rPr>
         <w:t xml:space="preserve"> </w:t>
       </w:r>
       <w:r>
         <w:rPr>
           <w:rFonts w:ascii="Titillium Web" w:hAnsi="Titillium Web"/>
-          <w:szCs w:val="22"/>
+          <w:sz w:val="20"/>
+          <w:szCs w:val="20"/>
         </w:rPr>
         <w:t>será</w:t>
       </w:r>
@@ -2180,14 +2305,16 @@
         <w:rPr>
           <w:rFonts w:ascii="Titillium Web" w:hAnsi="Titillium Web"/>
           <w:spacing w:val="63"/>
-          <w:szCs w:val="22"/>
+          <w:sz w:val="20"/>
+          <w:szCs w:val="20"/>
         </w:rPr>
         <w:t xml:space="preserve"> </w:t>
       </w:r>
       <w:r>
         <w:rPr>
           <w:rFonts w:ascii="Titillium Web" w:hAnsi="Titillium Web"/>
-          <w:szCs w:val="22"/>
+          <w:sz w:val="20"/>
+          <w:szCs w:val="20"/>
         </w:rPr>
         <w:t>financiado</w:t>
       </w:r>
@@ -2195,14 +2322,16 @@
         <w:rPr>
           <w:rFonts w:ascii="Titillium Web" w:hAnsi="Titillium Web"/>
           <w:spacing w:val="60"/>
-          <w:szCs w:val="22"/>
+          <w:sz w:val="20"/>
+          <w:szCs w:val="20"/>
         </w:rPr>
         <w:t xml:space="preserve"> </w:t>
       </w:r>
       <w:r>
         <w:rPr>
           <w:rFonts w:ascii="Titillium Web" w:hAnsi="Titillium Web"/>
-          <w:szCs w:val="22"/>
+          <w:sz w:val="20"/>
+          <w:szCs w:val="20"/>
         </w:rPr>
         <w:t>con</w:t>
       </w:r>
@@ -2210,14 +2339,16 @@
         <w:rPr>
           <w:rFonts w:ascii="Titillium Web" w:hAnsi="Titillium Web"/>
           <w:spacing w:val="64"/>
-          <w:szCs w:val="22"/>
+          <w:sz w:val="20"/>
+          <w:szCs w:val="20"/>
         </w:rPr>
         <w:t xml:space="preserve"> </w:t>
       </w:r>
       <w:r>
         <w:rPr>
           <w:rFonts w:ascii="Titillium Web" w:hAnsi="Titillium Web"/>
-          <w:szCs w:val="22"/>
+          <w:sz w:val="20"/>
+          <w:szCs w:val="20"/>
         </w:rPr>
         <w:t>fondos</w:t>
       </w:r>
@@ -2225,14 +2356,16 @@
         <w:rPr>
           <w:rFonts w:ascii="Titillium Web" w:hAnsi="Titillium Web"/>
           <w:spacing w:val="62"/>
-          <w:szCs w:val="22"/>
+          <w:sz w:val="20"/>
+          <w:szCs w:val="20"/>
         </w:rPr>
         <w:t xml:space="preserve"> </w:t>
       </w:r>
       <w:r>
         <w:rPr>
           <w:rFonts w:ascii="Titillium Web" w:hAnsi="Titillium Web"/>
-          <w:szCs w:val="22"/>
+          <w:sz w:val="20"/>
+          <w:szCs w:val="20"/>
         </w:rPr>
         <w:t>provenientes</w:t>
       </w:r>
@@ -2240,14 +2373,16 @@
         <w:rPr>
           <w:rFonts w:ascii="Titillium Web" w:hAnsi="Titillium Web"/>
           <w:spacing w:val="63"/>
-          <w:szCs w:val="22"/>
+          <w:sz w:val="20"/>
+          <w:szCs w:val="20"/>
         </w:rPr>
         <w:t xml:space="preserve"> </w:t>
       </w:r>
       <w:r>
         <w:rPr>
           <w:rFonts w:ascii="Titillium Web" w:hAnsi="Titillium Web"/>
-          <w:szCs w:val="22"/>
+          <w:sz w:val="20"/>
+          <w:szCs w:val="20"/>
         </w:rPr>
         <w:t>de</w:t>
       </w:r>
@@ -2256,7 +2391,8 @@
           <w:rFonts w:ascii="Titillium Web" w:eastAsia="Arial Unicode MS" w:hAnsi="Titillium Web"/>
           <w:color w:val="000000" w:themeColor="text1"/>
           <w:spacing w:val="-3"/>
-          <w:szCs w:val="22"/>
+          <w:sz w:val="20"/>
+          <w:szCs w:val="20"/>
         </w:rPr>
         <w:t xml:space="preserve"> la línea presupuestaria </w:t>
       </w:r>
@@ -2265,179 +2401,172 @@
           <w:rFonts w:ascii="Titillium Web" w:eastAsia="Arial Unicode MS" w:hAnsi="Titillium Web"/>
           <w:color w:val="000000" w:themeColor="text1"/>
           <w:spacing w:val="-3"/>
-          <w:szCs w:val="22"/>
+          <w:sz w:val="20"/>
+          <w:szCs w:val="20"/>
           <w:lang w:val="es-US"/>
         </w:rPr>
-        <w:t>{partida} denominada "{lineaNombre}"</w:t>
-      </w:r>
-      <w:r>
-        <w:rPr>
-          <w:rFonts w:ascii="Titillium Web" w:eastAsia="Arial Unicode MS" w:hAnsi="Titillium Web"/>
-          <w:color w:val="000000" w:themeColor="text1"/>
+        <w:t xml:space="preserve">{partida} denominada "{lineaNombre}", proveniente de la fuente de financiamiento “{fuente}”. </w:t>
+      </w:r>
+      <w:r>
+        <w:rPr>
+          <w:rFonts w:ascii="Titillium Web" w:hAnsi="Titillium Web"/>
+          <w:sz w:val="20"/>
+          <w:szCs w:val="20"/>
+        </w:rPr>
+        <w:t>Los</w:t>
+      </w:r>
+      <w:r>
+        <w:rPr>
+          <w:rFonts w:ascii="Titillium Web" w:hAnsi="Titillium Web"/>
           <w:spacing w:val="-3"/>
-          <w:szCs w:val="22"/>
-          <w:lang w:val="es-US"/>
-        </w:rPr>
-        <w:t>, proveniente de la fuente de financiamiento “{fuente}”</w:t>
-      </w:r>
-      <w:r>
-        <w:rPr>
-          <w:rFonts w:ascii="Titillium Web" w:eastAsia="Arial Unicode MS" w:hAnsi="Titillium Web"/>
-          <w:color w:val="000000" w:themeColor="text1"/>
+          <w:sz w:val="20"/>
+          <w:szCs w:val="20"/>
+        </w:rPr>
+        <w:t xml:space="preserve"> </w:t>
+      </w:r>
+      <w:r>
+        <w:rPr>
+          <w:rFonts w:ascii="Titillium Web" w:hAnsi="Titillium Web"/>
+          <w:sz w:val="20"/>
+          <w:szCs w:val="20"/>
+        </w:rPr>
+        <w:t>pagos</w:t>
+      </w:r>
+      <w:r>
+        <w:rPr>
+          <w:rFonts w:ascii="Titillium Web" w:hAnsi="Titillium Web"/>
+          <w:spacing w:val="-5"/>
+          <w:sz w:val="20"/>
+          <w:szCs w:val="20"/>
+        </w:rPr>
+        <w:t xml:space="preserve"> </w:t>
+      </w:r>
+      <w:r>
+        <w:rPr>
+          <w:rFonts w:ascii="Titillium Web" w:hAnsi="Titillium Web"/>
+          <w:sz w:val="20"/>
+          <w:szCs w:val="20"/>
+        </w:rPr>
+        <w:t>se</w:t>
+      </w:r>
+      <w:r>
+        <w:rPr>
+          <w:rFonts w:ascii="Titillium Web" w:hAnsi="Titillium Web"/>
           <w:spacing w:val="-3"/>
-          <w:szCs w:val="22"/>
-          <w:lang w:val="es-US"/>
-        </w:rPr>
-        <w:t xml:space="preserve">. </w:t>
-      </w:r>
-      <w:r>
-        <w:rPr>
-          <w:rFonts w:ascii="Titillium Web" w:hAnsi="Titillium Web"/>
-          <w:szCs w:val="22"/>
-        </w:rPr>
-        <w:t>Los</w:t>
+          <w:sz w:val="20"/>
+          <w:szCs w:val="20"/>
+        </w:rPr>
+        <w:t xml:space="preserve"> </w:t>
+      </w:r>
+      <w:r>
+        <w:rPr>
+          <w:rFonts w:ascii="Titillium Web" w:hAnsi="Titillium Web"/>
+          <w:sz w:val="20"/>
+          <w:szCs w:val="20"/>
+        </w:rPr>
+        <w:t>realizarán</w:t>
       </w:r>
       <w:r>
         <w:rPr>
           <w:rFonts w:ascii="Titillium Web" w:hAnsi="Titillium Web"/>
           <w:spacing w:val="-3"/>
-          <w:szCs w:val="22"/>
+          <w:sz w:val="20"/>
+          <w:szCs w:val="20"/>
         </w:rPr>
         <w:t xml:space="preserve"> </w:t>
       </w:r>
       <w:r>
         <w:rPr>
           <w:rFonts w:ascii="Titillium Web" w:hAnsi="Titillium Web"/>
-          <w:szCs w:val="22"/>
-        </w:rPr>
-        <w:t>pagos</w:t>
+          <w:sz w:val="20"/>
+          <w:szCs w:val="20"/>
+        </w:rPr>
+        <w:t>de</w:t>
       </w:r>
       <w:r>
         <w:rPr>
           <w:rFonts w:ascii="Titillium Web" w:hAnsi="Titillium Web"/>
           <w:spacing w:val="-5"/>
-          <w:szCs w:val="22"/>
+          <w:sz w:val="20"/>
+          <w:szCs w:val="20"/>
         </w:rPr>
         <w:t xml:space="preserve"> </w:t>
       </w:r>
       <w:r>
         <w:rPr>
           <w:rFonts w:ascii="Titillium Web" w:hAnsi="Titillium Web"/>
-          <w:szCs w:val="22"/>
-        </w:rPr>
-        <w:t>se</w:t>
+          <w:sz w:val="20"/>
+          <w:szCs w:val="20"/>
+        </w:rPr>
+        <w:t>conformidad</w:t>
       </w:r>
       <w:r>
         <w:rPr>
           <w:rFonts w:ascii="Titillium Web" w:hAnsi="Titillium Web"/>
           <w:spacing w:val="-3"/>
-          <w:szCs w:val="22"/>
+          <w:sz w:val="20"/>
+          <w:szCs w:val="20"/>
         </w:rPr>
         <w:t xml:space="preserve"> </w:t>
       </w:r>
       <w:r>
         <w:rPr>
           <w:rFonts w:ascii="Titillium Web" w:hAnsi="Titillium Web"/>
-          <w:szCs w:val="22"/>
-        </w:rPr>
-        <w:t>realizarán</w:t>
-      </w:r>
-      <w:r>
-        <w:rPr>
-          <w:rFonts w:ascii="Titillium Web" w:hAnsi="Titillium Web"/>
-          <w:spacing w:val="-3"/>
-          <w:szCs w:val="22"/>
+          <w:sz w:val="20"/>
+          <w:szCs w:val="20"/>
+        </w:rPr>
+        <w:t>con</w:t>
+      </w:r>
+      <w:r>
+        <w:rPr>
+          <w:rFonts w:ascii="Titillium Web" w:hAnsi="Titillium Web"/>
+          <w:spacing w:val="-1"/>
+          <w:sz w:val="20"/>
+          <w:szCs w:val="20"/>
         </w:rPr>
         <w:t xml:space="preserve"> </w:t>
       </w:r>
       <w:r>
         <w:rPr>
           <w:rFonts w:ascii="Titillium Web" w:hAnsi="Titillium Web"/>
-          <w:szCs w:val="22"/>
-        </w:rPr>
-        <w:t>de</w:t>
+          <w:sz w:val="20"/>
+          <w:szCs w:val="20"/>
+        </w:rPr>
+        <w:t>el</w:t>
+      </w:r>
+      <w:r>
+        <w:rPr>
+          <w:rFonts w:ascii="Titillium Web" w:hAnsi="Titillium Web"/>
+          <w:spacing w:val="-1"/>
+          <w:sz w:val="20"/>
+          <w:szCs w:val="20"/>
+        </w:rPr>
+        <w:t xml:space="preserve"> </w:t>
+      </w:r>
+      <w:r>
+        <w:rPr>
+          <w:rFonts w:ascii="Titillium Web" w:hAnsi="Titillium Web"/>
+          <w:sz w:val="20"/>
+          <w:szCs w:val="20"/>
+        </w:rPr>
+        <w:t>siguiente</w:t>
       </w:r>
       <w:r>
         <w:rPr>
           <w:rFonts w:ascii="Titillium Web" w:hAnsi="Titillium Web"/>
           <w:spacing w:val="-5"/>
-          <w:szCs w:val="22"/>
+          <w:sz w:val="20"/>
+          <w:szCs w:val="20"/>
         </w:rPr>
         <w:t xml:space="preserve"> </w:t>
       </w:r>
       <w:r>
         <w:rPr>
           <w:rFonts w:ascii="Titillium Web" w:hAnsi="Titillium Web"/>
-          <w:szCs w:val="22"/>
-        </w:rPr>
-        <w:t>conformidad</w:t>
-      </w:r>
-      <w:r>
-        <w:rPr>
-          <w:rFonts w:ascii="Titillium Web" w:hAnsi="Titillium Web"/>
-          <w:spacing w:val="-3"/>
-          <w:szCs w:val="22"/>
-        </w:rPr>
-        <w:t xml:space="preserve"> </w:t>
-      </w:r>
-      <w:r>
-        <w:rPr>
-          <w:rFonts w:ascii="Titillium Web" w:hAnsi="Titillium Web"/>
-          <w:szCs w:val="22"/>
-        </w:rPr>
-        <w:t>con</w:t>
-      </w:r>
-      <w:r>
-        <w:rPr>
-          <w:rFonts w:ascii="Titillium Web" w:hAnsi="Titillium Web"/>
-          <w:spacing w:val="-1"/>
-          <w:szCs w:val="22"/>
-        </w:rPr>
-        <w:t xml:space="preserve"> </w:t>
-      </w:r>
-      <w:r>
-        <w:rPr>
-          <w:rFonts w:ascii="Titillium Web" w:hAnsi="Titillium Web"/>
-          <w:szCs w:val="22"/>
-        </w:rPr>
-        <w:t>el</w:t>
-      </w:r>
-      <w:r>
-        <w:rPr>
-          <w:rFonts w:ascii="Titillium Web" w:hAnsi="Titillium Web"/>
-          <w:spacing w:val="-1"/>
-          <w:szCs w:val="22"/>
-        </w:rPr>
-        <w:t xml:space="preserve"> </w:t>
-      </w:r>
-      <w:r>
-        <w:rPr>
-          <w:rFonts w:ascii="Titillium Web" w:hAnsi="Titillium Web"/>
-          <w:szCs w:val="22"/>
-        </w:rPr>
-        <w:t>siguiente</w:t>
-      </w:r>
-      <w:r>
-        <w:rPr>
-          <w:rFonts w:ascii="Titillium Web" w:hAnsi="Titillium Web"/>
-          <w:spacing w:val="-5"/>
-          <w:szCs w:val="22"/>
-        </w:rPr>
-        <w:t xml:space="preserve"> </w:t>
-      </w:r>
-      <w:r>
-        <w:rPr>
-          <w:rFonts w:ascii="Titillium Web" w:hAnsi="Titillium Web"/>
-          <w:szCs w:val="22"/>
-        </w:rPr>
-        <w:t>detalle</w:t>
-      </w:r>
-      <w:r>
-        <w:rPr>
-          <w:rFonts w:ascii="Titillium Web" w:hAnsi="Titillium Web"/>
-          <w:szCs w:val="22"/>
-        </w:rPr>
-        <w:t>:</w:t>
+          <w:sz w:val="20"/>
+          <w:szCs w:val="20"/>
+        </w:rPr>
+        <w:t>detalle:</w:t>
       </w:r>
     </w:p>
     <w:p>
@@ -2446,7 +2575,8 @@
         <w:jc w:val="both"/>
         <w:rPr>
           <w:rFonts w:ascii="Titillium Web" w:hAnsi="Titillium Web"/>
-          <w:szCs w:val="22"/>
+          <w:sz w:val="20"/>
+          <w:szCs w:val="20"/>
         </w:rPr>
       </w:pPr>
     </w:p>
@@ -2460,7 +2590,8 @@
           <w:rFonts w:ascii="Titillium Web" w:hAnsi="Titillium Web"/>
           <w:bCs/>
           <w:spacing w:val="-3"/>
-          <w:szCs w:val="22"/>
+          <w:sz w:val="20"/>
+          <w:szCs w:val="20"/>
         </w:rPr>
       </w:pPr>
       <w:commentRangeStart w:id="1"/>
@@ -2469,7 +2600,8 @@
           <w:rFonts w:ascii="Titillium Web" w:hAnsi="Titillium Web"/>
           <w:bCs/>
           <w:spacing w:val="-3"/>
-          <w:szCs w:val="22"/>
+          <w:sz w:val="20"/>
+          <w:szCs w:val="20"/>
         </w:rPr>
         <w:t>{formaPago}</w:t>
       </w:r>
@@ -2480,8 +2612,8 @@
           <w:rFonts w:ascii="Titillium Web" w:hAnsi="Titillium Web"/>
           <w:bCs/>
           <w:spacing w:val="-3"/>
-          <w:sz w:val="22"/>
-          <w:szCs w:val="22"/>
+          <w:sz w:val="20"/>
+          <w:szCs w:val="20"/>
         </w:rPr>
         <w:commentReference w:id="1"/>
       </w:r>
@@ -2490,7 +2622,8 @@
           <w:rFonts w:ascii="Titillium Web" w:hAnsi="Titillium Web"/>
           <w:bCs/>
           <w:spacing w:val="-3"/>
-          <w:szCs w:val="22"/>
+          <w:sz w:val="20"/>
+          <w:szCs w:val="20"/>
         </w:rPr>
         <w:t>.</w:t>
       </w:r>
@@ -2502,7 +2635,8 @@
           <w:rFonts w:ascii="Titillium Web" w:hAnsi="Titillium Web"/>
           <w:bCs/>
           <w:spacing w:val="-3"/>
-          <w:szCs w:val="22"/>
+          <w:sz w:val="20"/>
+          <w:szCs w:val="20"/>
         </w:rPr>
       </w:pPr>
     </w:p>
@@ -2524,8 +2658,8 @@
           <w:b/>
           <w:iCs/>
           <w:kern w:val="1"/>
-          <w:sz w:val="22"/>
-          <w:szCs w:val="22"/>
+          <w:sz w:val="20"/>
+          <w:szCs w:val="20"/>
         </w:rPr>
       </w:pPr>
       <w:commentRangeStart w:id="2"/>
@@ -2535,8 +2669,8 @@
           <w:b/>
           <w:iCs/>
           <w:kern w:val="1"/>
-          <w:sz w:val="22"/>
-          <w:szCs w:val="22"/>
+          <w:sz w:val="20"/>
+          <w:szCs w:val="20"/>
         </w:rPr>
         <w:t xml:space="preserve">GARANTÍAS </w:t>
       </w:r>
@@ -2555,8 +2689,8 @@
           <w:b/>
           <w:iCs/>
           <w:kern w:val="1"/>
-          <w:sz w:val="22"/>
-          <w:szCs w:val="22"/>
+          <w:sz w:val="20"/>
+          <w:szCs w:val="20"/>
         </w:rPr>
       </w:pPr>
     </w:p>
@@ -2573,8 +2707,8 @@
           <w:bCs/>
           <w:iCs/>
           <w:kern w:val="1"/>
-          <w:sz w:val="22"/>
-          <w:szCs w:val="22"/>
+          <w:sz w:val="20"/>
+          <w:szCs w:val="20"/>
         </w:rPr>
       </w:pPr>
       <w:r>
@@ -2583,8 +2717,8 @@
           <w:bCs/>
           <w:iCs/>
           <w:kern w:val="1"/>
-          <w:sz w:val="22"/>
-          <w:szCs w:val="22"/>
+          <w:sz w:val="20"/>
+          <w:szCs w:val="20"/>
         </w:rPr>
         <w:t>El oferente adjudicado junto al servicio adquirido deberá presentar la siguiente garantía:</w:t>
       </w:r>
@@ -2602,8 +2736,8 @@
           <w:bCs/>
           <w:iCs/>
           <w:kern w:val="1"/>
-          <w:sz w:val="22"/>
-          <w:szCs w:val="22"/>
+          <w:sz w:val="20"/>
+          <w:szCs w:val="20"/>
         </w:rPr>
       </w:pPr>
     </w:p>
@@ -2625,8 +2759,8 @@
           <w:bCs/>
           <w:iCs/>
           <w:kern w:val="1"/>
-          <w:sz w:val="22"/>
-          <w:szCs w:val="22"/>
+          <w:sz w:val="20"/>
+          <w:szCs w:val="20"/>
         </w:rPr>
       </w:pPr>
       <w:r>
@@ -2635,8 +2769,8 @@
           <w:bCs/>
           <w:iCs/>
           <w:kern w:val="1"/>
-          <w:sz w:val="22"/>
-          <w:szCs w:val="22"/>
+          <w:sz w:val="20"/>
+          <w:szCs w:val="20"/>
         </w:rPr>
         <w:t>Garantía Técnica: En la que se especifique que el servicio ha sido realizado adecuadamente para el correcto funcionamiento de acuerdo con las actividades requeridas por parte del personal del área protegida.</w:t>
       </w:r>
@@ -2648,8 +2782,8 @@
           <w:bCs/>
           <w:iCs/>
           <w:kern w:val="1"/>
-          <w:sz w:val="22"/>
-          <w:szCs w:val="22"/>
+          <w:sz w:val="20"/>
+          <w:szCs w:val="20"/>
         </w:rPr>
         <w:commentReference w:id="2"/>
       </w:r>
@@ -2667,8 +2801,8 @@
           <w:bCs/>
           <w:iCs/>
           <w:kern w:val="1"/>
-          <w:sz w:val="22"/>
-          <w:szCs w:val="22"/>
+          <w:sz w:val="20"/>
+          <w:szCs w:val="20"/>
         </w:rPr>
       </w:pPr>
     </w:p>
@@ -2690,8 +2824,8 @@
           <w:bCs/>
           <w:iCs/>
           <w:kern w:val="1"/>
-          <w:sz w:val="22"/>
-          <w:szCs w:val="22"/>
+          <w:sz w:val="20"/>
+          <w:szCs w:val="20"/>
         </w:rPr>
       </w:pPr>
       <w:r>
@@ -2701,8 +2835,8 @@
           <w:bCs/>
           <w:iCs/>
           <w:kern w:val="1"/>
-          <w:sz w:val="22"/>
-          <w:szCs w:val="22"/>
+          <w:sz w:val="20"/>
+          <w:szCs w:val="20"/>
         </w:rPr>
         <w:t xml:space="preserve">INFORME DE SATISFACCIÓN </w:t>
       </w:r>
@@ -2721,8 +2855,8 @@
           <w:bCs/>
           <w:iCs/>
           <w:kern w:val="1"/>
-          <w:sz w:val="22"/>
-          <w:szCs w:val="22"/>
+          <w:sz w:val="20"/>
+          <w:szCs w:val="20"/>
         </w:rPr>
       </w:pPr>
     </w:p>
@@ -2739,8 +2873,8 @@
           <w:bCs/>
           <w:iCs/>
           <w:kern w:val="1"/>
-          <w:sz w:val="22"/>
-          <w:szCs w:val="22"/>
+          <w:sz w:val="20"/>
+          <w:szCs w:val="20"/>
           <w:lang w:val="es-EC"/>
         </w:rPr>
       </w:pPr>
@@ -2750,8 +2884,8 @@
           <w:bCs/>
           <w:iCs/>
           <w:kern w:val="1"/>
-          <w:sz w:val="22"/>
-          <w:szCs w:val="22"/>
+          <w:sz w:val="20"/>
+          <w:szCs w:val="20"/>
           <w:lang w:val="es-EC"/>
         </w:rPr>
         <w:t xml:space="preserve">Finalizada la ejecución del servicio "{objeto}" </w:t>
@@ -2760,11 +2894,11 @@
         <w:rPr>
           <w:rFonts w:ascii="Titillium Web" w:eastAsia="Arial Unicode MS" w:hAnsi="Titillium Web"/>
           <w:color w:val="000000" w:themeColor="text1"/>
-          <w:sz w:val="22"/>
-          <w:szCs w:val="22"/>
+          <w:sz w:val="20"/>
+          <w:szCs w:val="20"/>
           <w:lang w:val="es-ES_tradnl"/>
         </w:rPr>
-        <w:t xml:space="preserve">{ellaadministradorOrden}</w:t>
+        <w:t>{ellaadministradorOrden}</w:t>
       </w:r>
       <w:r>
         <w:rPr>
@@ -2772,8 +2906,8 @@
           <w:bCs/>
           <w:iCs/>
           <w:kern w:val="1"/>
-          <w:sz w:val="22"/>
-          <w:szCs w:val="22"/>
+          <w:sz w:val="20"/>
+          <w:szCs w:val="20"/>
           <w:lang w:val="es-EC"/>
         </w:rPr>
         <w:t xml:space="preserve"> de la orden de servicio y </w:t>
@@ -2782,11 +2916,11 @@
         <w:rPr>
           <w:rFonts w:ascii="Titillium Web" w:eastAsia="Arial Unicode MS" w:hAnsi="Titillium Web"/>
           <w:color w:val="000000" w:themeColor="text1"/>
-          <w:sz w:val="22"/>
-          <w:szCs w:val="22"/>
+          <w:sz w:val="20"/>
+          <w:szCs w:val="20"/>
           <w:lang w:val="es-ES_tradnl"/>
         </w:rPr>
-        <w:t xml:space="preserve">{ellaadministradorAP}</w:t>
+        <w:t>{ellaadministradorAP}</w:t>
       </w:r>
       <w:r>
         <w:rPr>
@@ -2794,8 +2928,8 @@
           <w:bCs/>
           <w:iCs/>
           <w:kern w:val="1"/>
-          <w:sz w:val="22"/>
-          <w:szCs w:val="22"/>
+          <w:sz w:val="20"/>
+          <w:szCs w:val="20"/>
           <w:lang w:val="es-EC"/>
         </w:rPr>
         <w:t xml:space="preserve"> del área protegida suscribirán un informe de satisfacción indicando la recepción a conformidad del servicio proporcionado por </w:t>
@@ -2806,11 +2940,11 @@
           <w:bCs/>
           <w:iCs/>
           <w:kern w:val="2"/>
-          <w:sz w:val="22"/>
-          <w:szCs w:val="22"/>
+          <w:sz w:val="20"/>
+          <w:szCs w:val="20"/>
           <w:lang w:val="es-EC"/>
         </w:rPr>
-        <w:t xml:space="preserve">{elLaProveedor}</w:t>
+        <w:t>{elLaProveedor}</w:t>
       </w:r>
       <w:r>
         <w:rPr>
@@ -2818,8 +2952,8 @@
           <w:bCs/>
           <w:iCs/>
           <w:kern w:val="1"/>
-          <w:sz w:val="22"/>
-          <w:szCs w:val="22"/>
+          <w:sz w:val="20"/>
+          <w:szCs w:val="20"/>
           <w:lang w:val="es-EC"/>
         </w:rPr>
         <w:t>, de conformidad con lo estipulado en este documento.</w:t>
@@ -2839,8 +2973,8 @@
           <w:bCs/>
           <w:iCs/>
           <w:kern w:val="1"/>
-          <w:sz w:val="22"/>
-          <w:szCs w:val="22"/>
+          <w:sz w:val="20"/>
+          <w:szCs w:val="20"/>
         </w:rPr>
       </w:pPr>
     </w:p>
@@ -2862,8 +2996,8 @@
           <w:bCs/>
           <w:iCs/>
           <w:kern w:val="1"/>
-          <w:sz w:val="22"/>
-          <w:szCs w:val="22"/>
+          <w:sz w:val="20"/>
+          <w:szCs w:val="20"/>
         </w:rPr>
       </w:pPr>
       <w:r>
@@ -2873,10 +3007,10 @@
           <w:bCs/>
           <w:iCs/>
           <w:kern w:val="1"/>
-          <w:sz w:val="22"/>
-          <w:szCs w:val="22"/>
-        </w:rPr>
-        <w:t xml:space="preserve">{ADMINISTRADORorden}</w:t>
+          <w:sz w:val="20"/>
+          <w:szCs w:val="20"/>
+        </w:rPr>
+        <w:t>{ADMINISTRADORorden}</w:t>
       </w:r>
       <w:r>
         <w:rPr>
@@ -2885,8 +3019,8 @@
           <w:bCs/>
           <w:iCs/>
           <w:kern w:val="1"/>
-          <w:sz w:val="22"/>
-          <w:szCs w:val="22"/>
+          <w:sz w:val="20"/>
+          <w:szCs w:val="20"/>
         </w:rPr>
         <w:t xml:space="preserve"> DE LA ORDEN DE SERVICIO</w:t>
       </w:r>
@@ -2905,26 +3039,20 @@
           <w:bCs/>
           <w:iCs/>
           <w:kern w:val="1"/>
-          <w:sz w:val="22"/>
-          <w:szCs w:val="22"/>
+          <w:sz w:val="20"/>
+          <w:szCs w:val="20"/>
         </w:rPr>
       </w:pPr>
     </w:p>
     <w:p>
       <w:pPr>
-        <w:tabs>
-          <w:tab w:val="left" w:pos="-720"/>
-        </w:tabs>
-        <w:autoSpaceDN w:val="0"/>
-        <w:adjustRightInd w:val="0"/>
-        <w:jc w:val="both"/>
         <w:rPr>
           <w:rFonts w:ascii="Titillium Web" w:eastAsia="Arial Unicode MS" w:hAnsi="Titillium Web"/>
           <w:bCs/>
           <w:iCs/>
           <w:kern w:val="1"/>
-          <w:sz w:val="22"/>
-          <w:szCs w:val="22"/>
+          <w:sz w:val="20"/>
+          <w:szCs w:val="20"/>
         </w:rPr>
       </w:pPr>
       <w:r>
@@ -2933,10 +3061,10 @@
           <w:bCs/>
           <w:iCs/>
           <w:kern w:val="1"/>
-          <w:sz w:val="22"/>
-          <w:szCs w:val="22"/>
-        </w:rPr>
-        <w:t xml:space="preserve">{ElLaadministradorOrden}</w:t>
+          <w:sz w:val="20"/>
+          <w:szCs w:val="20"/>
+        </w:rPr>
+        <w:t xml:space="preserve">{ElLaadministradorOrden} de la orden de servicio será {ellaadministradorcontador} {dellaAP} {area}, quien coordinará los temas técnicos con {elLaProveedor} </w:t>
       </w:r>
       <w:r>
         <w:rPr>
@@ -2944,10 +3072,11 @@
           <w:bCs/>
           <w:iCs/>
           <w:kern w:val="1"/>
-          <w:sz w:val="22"/>
-          <w:szCs w:val="22"/>
-        </w:rPr>
-        <w:t xml:space="preserve"> de la orden de servicio será </w:t>
+          <w:sz w:val="20"/>
+          <w:szCs w:val="20"/>
+          <w:lang w:val="es-EC"/>
+        </w:rPr>
+        <w:t xml:space="preserve">y </w:t>
       </w:r>
       <w:r>
         <w:rPr>
@@ -2955,10 +3084,11 @@
           <w:bCs/>
           <w:iCs/>
           <w:kern w:val="1"/>
-          <w:sz w:val="22"/>
-          <w:szCs w:val="22"/>
-        </w:rPr>
-        <w:t xml:space="preserve">{ellaadministradorcontador}</w:t>
+          <w:sz w:val="20"/>
+          <w:szCs w:val="20"/>
+          <w:lang w:val="es-ES_tradnl"/>
+        </w:rPr>
+        <w:t>{ellaadministradorAP}</w:t>
       </w:r>
       <w:r>
         <w:rPr>
@@ -2966,10 +3096,11 @@
           <w:bCs/>
           <w:iCs/>
           <w:kern w:val="1"/>
-          <w:sz w:val="22"/>
-          <w:szCs w:val="22"/>
-        </w:rPr>
-        <w:t xml:space="preserve"> </w:t>
+          <w:sz w:val="20"/>
+          <w:szCs w:val="20"/>
+          <w:lang w:val="es-EC"/>
+        </w:rPr>
+        <w:t xml:space="preserve"> del área protegida por parte del MAE</w:t>
       </w:r>
       <w:r>
         <w:rPr>
@@ -2977,10 +3108,10 @@
           <w:bCs/>
           <w:iCs/>
           <w:kern w:val="1"/>
-          <w:sz w:val="22"/>
-          <w:szCs w:val="22"/>
-        </w:rPr>
-        <w:t xml:space="preserve">{dellaAP}</w:t>
+          <w:sz w:val="20"/>
+          <w:szCs w:val="20"/>
+        </w:rPr>
+        <w:t xml:space="preserve">. {ElLaadministradorcontador} </w:t>
       </w:r>
       <w:r>
         <w:rPr>
@@ -2988,149 +3119,46 @@
           <w:bCs/>
           <w:iCs/>
           <w:kern w:val="1"/>
-          <w:sz w:val="22"/>
-          <w:szCs w:val="22"/>
-        </w:rPr>
-        <w:t xml:space="preserve"> {area}, quien coordinará los temas técnicos con el </w:t>
-      </w:r>
-      <w:r>
+          <w:sz w:val="20"/>
+          <w:szCs w:val="20"/>
+          <w:lang w:val="es-EC"/>
+        </w:rPr>
+        <w:t>velará por el cabal y oportuno cumplimiento de todas y cada una de las obligaciones derivadas en la orden de compra.</w:t>
+      </w:r>
+    </w:p>
+    <w:p>
+      <w:pPr>
         <w:rPr>
           <w:rFonts w:ascii="Titillium Web" w:eastAsia="Arial Unicode MS" w:hAnsi="Titillium Web"/>
           <w:bCs/>
           <w:iCs/>
           <w:kern w:val="1"/>
-          <w:sz w:val="22"/>
-          <w:szCs w:val="22"/>
-          <w:lang w:val="es-EC"/>
-        </w:rPr>
-        <w:t xml:space="preserve">y </w:t>
-      </w:r>
-      <w:r>
+          <w:sz w:val="20"/>
+          <w:szCs w:val="20"/>
+        </w:rPr>
+      </w:pPr>
+    </w:p>
+    <w:p>
+      <w:pPr>
+        <w:ind w:right="-316"/>
+        <w:jc w:val="both"/>
         <w:rPr>
           <w:rFonts w:ascii="Titillium Web" w:eastAsia="Arial Unicode MS" w:hAnsi="Titillium Web"/>
           <w:bCs/>
           <w:iCs/>
           <w:kern w:val="1"/>
-          <w:sz w:val="22"/>
-          <w:szCs w:val="22"/>
-          <w:lang w:val="es-ES_tradnl"/>
-        </w:rPr>
-        <w:t xml:space="preserve">{ellaadministradorAP}</w:t>
-      </w:r>
+          <w:sz w:val="20"/>
+          <w:szCs w:val="20"/>
+        </w:rPr>
+      </w:pPr>
       <w:r>
         <w:rPr>
           <w:rFonts w:ascii="Titillium Web" w:eastAsia="Arial Unicode MS" w:hAnsi="Titillium Web"/>
           <w:bCs/>
           <w:iCs/>
           <w:kern w:val="1"/>
-          <w:sz w:val="22"/>
-          <w:szCs w:val="22"/>
-          <w:lang w:val="es-EC"/>
-        </w:rPr>
-        <w:t xml:space="preserve"> del área protegida por parte del MAE</w:t>
-      </w:r>
-      <w:r>
-        <w:rPr>
-          <w:rFonts w:ascii="Titillium Web" w:eastAsia="Arial Unicode MS" w:hAnsi="Titillium Web"/>
-          <w:bCs/>
-          <w:iCs/>
-          <w:kern w:val="1"/>
-          <w:sz w:val="22"/>
-          <w:szCs w:val="22"/>
-        </w:rPr>
-        <w:t xml:space="preserve"> y </w:t>
-      </w:r>
-      <w:r>
-        <w:rPr>
-          <w:rFonts w:ascii="Titillium Web" w:eastAsia="Arial Unicode MS" w:hAnsi="Titillium Web"/>
-          <w:bCs/>
-          <w:iCs/>
-          <w:kern w:val="1"/>
-          <w:sz w:val="22"/>
-          <w:szCs w:val="22"/>
-          <w:lang w:val="es-EC"/>
-        </w:rPr>
-        <w:t xml:space="preserve">{elLaProveedor}</w:t>
-      </w:r>
-      <w:r>
-        <w:rPr>
-          <w:rFonts w:ascii="Titillium Web" w:eastAsia="Arial Unicode MS" w:hAnsi="Titillium Web"/>
-          <w:bCs/>
-          <w:iCs/>
-          <w:kern w:val="1"/>
-          <w:sz w:val="22"/>
-          <w:szCs w:val="22"/>
-        </w:rPr>
-        <w:t xml:space="preserve">. </w:t>
-      </w:r>
-      <w:r>
-        <w:rPr>
-          <w:rFonts w:ascii="Titillium Web" w:eastAsia="Arial Unicode MS" w:hAnsi="Titillium Web"/>
-          <w:bCs/>
-          <w:iCs/>
-          <w:kern w:val="1"/>
-          <w:sz w:val="22"/>
-          <w:szCs w:val="22"/>
-        </w:rPr>
-        <w:t xml:space="preserve">{ElLaadministradorcontador}</w:t>
-      </w:r>
-      <w:r>
-        <w:rPr>
-          <w:rFonts w:ascii="Titillium Web" w:eastAsia="Arial Unicode MS" w:hAnsi="Titillium Web"/>
-          <w:bCs/>
-          <w:iCs/>
-          <w:kern w:val="1"/>
-          <w:sz w:val="22"/>
-          <w:szCs w:val="22"/>
-        </w:rPr>
-        <w:t xml:space="preserve"> </w:t>
-      </w:r>
-      <w:r>
-        <w:rPr>
-          <w:rFonts w:ascii="Titillium Web" w:eastAsia="Arial Unicode MS" w:hAnsi="Titillium Web"/>
-          <w:bCs/>
-          <w:iCs/>
-          <w:kern w:val="1"/>
-          <w:sz w:val="22"/>
-          <w:szCs w:val="22"/>
-          <w:lang w:val="es-EC"/>
-        </w:rPr>
-        <w:t>velará por el cabal y oportuno cumplimiento de todas y cada una de las obligaciones derivadas en la orden de compra.</w:t>
-      </w:r>
-    </w:p>
-    <w:p>
-      <w:pPr>
-        <w:rPr>
-          <w:rFonts w:ascii="Titillium Web" w:eastAsia="Arial Unicode MS" w:hAnsi="Titillium Web"/>
-          <w:bCs/>
-          <w:iCs/>
-          <w:kern w:val="1"/>
-          <w:sz w:val="22"/>
-          <w:szCs w:val="22"/>
-        </w:rPr>
-      </w:pPr>
-    </w:p>
-    <w:p>
-      <w:pPr>
-        <w:ind w:right="-316"/>
-        <w:jc w:val="both"/>
-        <w:rPr>
-          <w:rFonts w:ascii="Titillium Web" w:eastAsia="Arial Unicode MS" w:hAnsi="Titillium Web"/>
-          <w:bCs/>
-          <w:iCs/>
-          <w:kern w:val="1"/>
-          <w:sz w:val="22"/>
-          <w:szCs w:val="22"/>
-        </w:rPr>
-      </w:pPr>
-      <w:r>
-        <w:rPr>
-          <w:rFonts w:ascii="Titillium Web" w:eastAsia="Arial Unicode MS" w:hAnsi="Titillium Web"/>
-          <w:bCs/>
-          <w:iCs/>
-          <w:kern w:val="1"/>
-          <w:sz w:val="22"/>
-          <w:szCs w:val="22"/>
+          <w:sz w:val="20"/>
+          <w:szCs w:val="20"/>
         </w:rPr>
         <w:t>Suscribe:</w:t>
       </w:r>
@@ -3156,8 +3184,8 @@
               <w:rPr>
                 <w:rFonts w:ascii="Titillium Web" w:hAnsi="Titillium Web"/>
                 <w:b/>
-                <w:sz w:val="22"/>
-                <w:szCs w:val="22"/>
+                <w:sz w:val="20"/>
+                <w:szCs w:val="20"/>
               </w:rPr>
             </w:pPr>
           </w:p>
@@ -3168,8 +3196,8 @@
               <w:rPr>
                 <w:rFonts w:ascii="Titillium Web" w:hAnsi="Titillium Web"/>
                 <w:b/>
-                <w:sz w:val="22"/>
-                <w:szCs w:val="22"/>
+                <w:sz w:val="20"/>
+                <w:szCs w:val="20"/>
               </w:rPr>
             </w:pPr>
           </w:p>
@@ -3180,16 +3208,16 @@
               <w:rPr>
                 <w:rFonts w:ascii="Titillium Web" w:hAnsi="Titillium Web"/>
                 <w:b/>
-                <w:sz w:val="22"/>
-                <w:szCs w:val="22"/>
+                <w:sz w:val="20"/>
+                <w:szCs w:val="20"/>
               </w:rPr>
             </w:pPr>
             <w:r>
               <w:rPr>
                 <w:rFonts w:ascii="Titillium Web" w:hAnsi="Titillium Web"/>
                 <w:b/>
-                <w:sz w:val="22"/>
-                <w:szCs w:val="22"/>
+                <w:sz w:val="20"/>
+                <w:szCs w:val="20"/>
               </w:rPr>
               <w:t>__________________________</w:t>
             </w:r>
@@ -3201,18 +3229,17 @@
               <w:rPr>
                 <w:rFonts w:ascii="Titillium Web" w:hAnsi="Titillium Web"/>
                 <w:b/>
-                <w:sz w:val="22"/>
-                <w:szCs w:val="22"/>
+                <w:sz w:val="20"/>
+                <w:szCs w:val="20"/>
               </w:rPr>
             </w:pPr>
             <w:r>
               <w:rPr>
                 <w:rFonts w:ascii="Titillium Web" w:hAnsi="Titillium Web"/>
                 <w:b/>
-                <w:sz w:val="22"/>
-                <w:szCs w:val="22"/>
+                <w:sz w:val="20"/>
+                <w:szCs w:val="20"/>
               </w:rPr>
-              <w:lastRenderedPageBreak/>
               <w:t>{ac}</w:t>
             </w:r>
           </w:p>
@@ -3224,8 +3251,8 @@
                 <w:rFonts w:ascii="Titillium Web" w:hAnsi="Titillium Web"/>
                 <w:b/>
                 <w:bCs/>
-                <w:sz w:val="22"/>
-                <w:szCs w:val="22"/>
+                <w:sz w:val="20"/>
+                <w:szCs w:val="20"/>
               </w:rPr>
             </w:pPr>
             <w:r>
@@ -3233,10 +3260,10 @@
                 <w:rFonts w:ascii="Titillium Web" w:hAnsi="Titillium Web"/>
                 <w:b/>
                 <w:bCs/>
-                <w:sz w:val="22"/>
-                <w:szCs w:val="22"/>
+                <w:sz w:val="20"/>
+                <w:szCs w:val="20"/>
               </w:rPr>
-              <w:t xml:space="preserve">{AdminContador}</w:t>
+              <w:t>{AdminContador}</w:t>
             </w:r>
           </w:p>
           <w:p>
@@ -3246,16 +3273,16 @@
               <w:rPr>
                 <w:rFonts w:ascii="Titillium Web" w:hAnsi="Titillium Web"/>
                 <w:b/>
-                <w:sz w:val="22"/>
-                <w:szCs w:val="22"/>
+                <w:sz w:val="20"/>
+                <w:szCs w:val="20"/>
               </w:rPr>
             </w:pPr>
             <w:r>
               <w:rPr>
                 <w:rFonts w:ascii="Titillium Web" w:hAnsi="Titillium Web"/>
                 <w:b/>
-                <w:sz w:val="22"/>
-                <w:szCs w:val="22"/>
+                <w:sz w:val="20"/>
+                <w:szCs w:val="20"/>
               </w:rPr>
               <w:t>Fondo de Inversión Ambiental Sostenible</w:t>
             </w:r>
@@ -3272,8 +3299,8 @@
               <w:rPr>
                 <w:rFonts w:ascii="Titillium Web" w:hAnsi="Titillium Web"/>
                 <w:b/>
-                <w:sz w:val="22"/>
-                <w:szCs w:val="22"/>
+                <w:sz w:val="20"/>
+                <w:szCs w:val="20"/>
               </w:rPr>
             </w:pPr>
           </w:p>
@@ -3284,8 +3311,8 @@
               <w:rPr>
                 <w:rFonts w:ascii="Titillium Web" w:hAnsi="Titillium Web"/>
                 <w:b/>
-                <w:sz w:val="22"/>
-                <w:szCs w:val="22"/>
+                <w:sz w:val="20"/>
+                <w:szCs w:val="20"/>
               </w:rPr>
             </w:pPr>
           </w:p>
@@ -3296,16 +3323,16 @@
               <w:rPr>
                 <w:rFonts w:ascii="Titillium Web" w:hAnsi="Titillium Web"/>
                 <w:b/>
-                <w:sz w:val="22"/>
-                <w:szCs w:val="22"/>
+                <w:sz w:val="20"/>
+                <w:szCs w:val="20"/>
               </w:rPr>
             </w:pPr>
             <w:r>
               <w:rPr>
                 <w:rFonts w:ascii="Titillium Web" w:hAnsi="Titillium Web"/>
                 <w:b/>
-                <w:sz w:val="22"/>
-                <w:szCs w:val="22"/>
+                <w:sz w:val="20"/>
+                <w:szCs w:val="20"/>
               </w:rPr>
               <w:t>__________________________</w:t>
             </w:r>
@@ -3321,18 +3348,17 @@
               <w:rPr>
                 <w:rFonts w:ascii="Titillium Web" w:hAnsi="Titillium Web"/>
                 <w:b/>
-                <w:sz w:val="22"/>
-                <w:szCs w:val="22"/>
+                <w:sz w:val="20"/>
+                <w:szCs w:val="20"/>
               </w:rPr>
             </w:pPr>
             <w:r>
               <w:rPr>
                 <w:rFonts w:ascii="Titillium Web" w:hAnsi="Titillium Web"/>
                 <w:b/>
-                <w:sz w:val="22"/>
-                <w:szCs w:val="22"/>
+                <w:sz w:val="20"/>
+                <w:szCs w:val="20"/>
               </w:rPr>
-              <w:lastRenderedPageBreak/>
               <w:t>{jefe}</w:t>
             </w:r>
           </w:p>
@@ -3343,25 +3369,25 @@
               <w:rPr>
                 <w:rFonts w:ascii="Titillium Web" w:hAnsi="Titillium Web"/>
                 <w:b/>
-                <w:sz w:val="22"/>
-                <w:szCs w:val="22"/>
+                <w:sz w:val="20"/>
+                <w:szCs w:val="20"/>
               </w:rPr>
             </w:pPr>
             <w:r>
               <w:rPr>
                 <w:rFonts w:ascii="Titillium Web" w:hAnsi="Titillium Web"/>
                 <w:b/>
-                <w:sz w:val="22"/>
-                <w:szCs w:val="22"/>
+                <w:sz w:val="20"/>
+                <w:szCs w:val="20"/>
               </w:rPr>
-              <w:t xml:space="preserve">{AdministradoraAP}</w:t>
+              <w:t>{AdministradoraAP}</w:t>
             </w:r>
             <w:r>
               <w:rPr>
                 <w:rFonts w:ascii="Titillium Web" w:hAnsi="Titillium Web"/>
                 <w:b/>
-                <w:sz w:val="22"/>
-                <w:szCs w:val="22"/>
+                <w:sz w:val="20"/>
+                <w:szCs w:val="20"/>
               </w:rPr>
               <w:t xml:space="preserve"> del área protegida</w:t>
             </w:r>
@@ -3373,16 +3399,16 @@
               <w:rPr>
                 <w:rFonts w:ascii="Titillium Web" w:hAnsi="Titillium Web"/>
                 <w:b/>
-                <w:sz w:val="22"/>
-                <w:szCs w:val="22"/>
+                <w:sz w:val="20"/>
+                <w:szCs w:val="20"/>
               </w:rPr>
             </w:pPr>
             <w:r>
               <w:rPr>
                 <w:rFonts w:ascii="Titillium Web" w:hAnsi="Titillium Web"/>
                 <w:b/>
-                <w:sz w:val="22"/>
-                <w:szCs w:val="22"/>
+                <w:sz w:val="20"/>
+                <w:szCs w:val="20"/>
               </w:rPr>
               <w:t>Ministerio del Ambiente y Energía</w:t>
             </w:r>
@@ -3395,8 +3421,8 @@
         <w:ind w:right="474"/>
         <w:rPr>
           <w:rFonts w:ascii="Titillium Web" w:hAnsi="Titillium Web"/>
-          <w:sz w:val="22"/>
-          <w:szCs w:val="22"/>
+          <w:sz w:val="20"/>
+          <w:szCs w:val="20"/>
         </w:rPr>
       </w:pPr>
     </w:p>
@@ -3879,6 +3905,8 @@
             <w:rPr>
               <w:rFonts w:ascii="Titillium Web" w:hAnsi="Titillium Web" w:cs="Arial"/>
               <w:b/>
+              <w:sz w:val="20"/>
+              <w:szCs w:val="20"/>
               <w:lang w:val="es-MX"/>
             </w:rPr>
           </w:pPr>
@@ -3886,6 +3914,8 @@
             <w:rPr>
               <w:rFonts w:ascii="Titillium Web" w:hAnsi="Titillium Web" w:cs="Arial"/>
               <w:b/>
+              <w:sz w:val="20"/>
+              <w:szCs w:val="20"/>
               <w:lang w:val="es-MX"/>
             </w:rPr>
             <w:t xml:space="preserve">FONDO DE INVERSIÓN </w:t>
@@ -3901,6 +3931,8 @@
             <w:rPr>
               <w:rFonts w:ascii="Titillium Web" w:hAnsi="Titillium Web" w:cs="Arial"/>
               <w:b/>
+              <w:sz w:val="20"/>
+              <w:szCs w:val="20"/>
               <w:lang w:val="es-MX"/>
             </w:rPr>
           </w:pPr>
@@ -3908,6 +3940,8 @@
             <w:rPr>
               <w:rFonts w:ascii="Titillium Web" w:hAnsi="Titillium Web" w:cs="Arial"/>
               <w:b/>
+              <w:sz w:val="20"/>
+              <w:szCs w:val="20"/>
               <w:lang w:val="es-MX"/>
             </w:rPr>
             <w:t>AMBIENTAL SOSTENIBLE</w:t>
@@ -3931,25 +3965,17 @@
             <w:rPr>
               <w:rFonts w:ascii="Titillium Web" w:hAnsi="Titillium Web" w:cs="Calibri"/>
               <w:color w:val="000000"/>
-              <w:sz w:val="18"/>
-              <w:szCs w:val="18"/>
+              <w:sz w:val="20"/>
+              <w:szCs w:val="20"/>
             </w:rPr>
           </w:pPr>
           <w:r>
             <w:rPr>
               <w:rFonts w:ascii="Titillium Web" w:hAnsi="Titillium Web" w:cs="Arial"/>
-              <w:sz w:val="18"/>
-              <w:szCs w:val="18"/>
+              <w:sz w:val="20"/>
+              <w:szCs w:val="20"/>
             </w:rPr>
-            <w:t>Código: FAP-2026-0</w:t>
-          </w:r>
-          <w:r>
-            <w:rPr>
-              <w:rFonts w:ascii="Titillium Web" w:hAnsi="Titillium Web" w:cs="Arial"/>
-              <w:sz w:val="18"/>
-              <w:szCs w:val="18"/>
-            </w:rPr>
-            <w:t>5</w:t>
+            <w:t>Código: FAP-2026-05</w:t>
           </w:r>
         </w:p>
       </w:tc>
@@ -4002,6 +4028,8 @@
             <w:rPr>
               <w:rFonts w:ascii="Titillium Web" w:hAnsi="Titillium Web" w:cs="Arial"/>
               <w:b/>
+              <w:sz w:val="20"/>
+              <w:szCs w:val="20"/>
             </w:rPr>
           </w:pPr>
         </w:p>
@@ -4022,37 +4050,19 @@
             </w:tabs>
             <w:rPr>
               <w:rFonts w:ascii="Titillium Web" w:hAnsi="Titillium Web" w:cs="Arial"/>
-              <w:sz w:val="18"/>
-              <w:szCs w:val="18"/>
+              <w:sz w:val="20"/>
+              <w:szCs w:val="20"/>
               <w:lang w:val="en-US"/>
             </w:rPr>
           </w:pPr>
           <w:r>
             <w:rPr>
               <w:rFonts w:ascii="Titillium Web" w:hAnsi="Titillium Web" w:cs="Arial"/>
-              <w:sz w:val="18"/>
-              <w:szCs w:val="18"/>
+              <w:sz w:val="20"/>
+              <w:szCs w:val="20"/>
               <w:lang w:val="es-MX"/>
             </w:rPr>
-            <w:t xml:space="preserve">Fecha: </w:t>
-          </w:r>
-          <w:r>
-            <w:rPr>
-              <w:rFonts w:ascii="Titillium Web" w:hAnsi="Titillium Web" w:cs="Arial"/>
-              <w:sz w:val="18"/>
-              <w:szCs w:val="18"/>
-              <w:lang w:val="es-MX"/>
-            </w:rPr>
-            <w:t>5</w:t>
-          </w:r>
-          <w:r>
-            <w:rPr>
-              <w:rFonts w:ascii="Titillium Web" w:hAnsi="Titillium Web" w:cs="Arial"/>
-              <w:sz w:val="18"/>
-              <w:szCs w:val="18"/>
-              <w:lang w:val="es-MX"/>
-            </w:rPr>
-            <w:t>/6/2026</w:t>
+            <w:t>Fecha: 5/6/2026</w:t>
           </w:r>
         </w:p>
       </w:tc>
@@ -4101,12 +4111,16 @@
             <w:rPr>
               <w:rFonts w:ascii="Titillium Web" w:hAnsi="Titillium Web"/>
               <w:b/>
+              <w:sz w:val="20"/>
+              <w:szCs w:val="20"/>
             </w:rPr>
           </w:pPr>
           <w:r>
             <w:rPr>
               <w:rFonts w:ascii="Titillium Web" w:hAnsi="Titillium Web"/>
               <w:b/>
+              <w:sz w:val="20"/>
+              <w:szCs w:val="20"/>
             </w:rPr>
             <w:t>ORDEN DE SERVICIO</w:t>
           </w:r>
@@ -4121,6 +4135,8 @@
               <w:rFonts w:ascii="Titillium Web" w:eastAsia="Batang" w:hAnsi="Titillium Web"/>
               <w:b/>
               <w:i/>
+              <w:sz w:val="20"/>
+              <w:szCs w:val="20"/>
             </w:rPr>
           </w:pPr>
           <w:r>
@@ -4128,6 +4144,8 @@
               <w:rFonts w:ascii="Titillium Web" w:eastAsia="Batang" w:hAnsi="Titillium Web"/>
               <w:b/>
               <w:iCs/>
+              <w:sz w:val="20"/>
+              <w:szCs w:val="20"/>
             </w:rPr>
             <w:t>{objeto}</w:t>
           </w:r>
@@ -10422,7 +10440,6 @@
   <w:style w:type="character" w:default="1" w:styleId="Fuentedeprrafopredeter">
     <w:name w:val="Default Paragraph Font"/>
     <w:uiPriority w:val="1"/>
-    <w:semiHidden/>
     <w:unhideWhenUsed/>
   </w:style>
   <w:style w:type="table" w:default="1" w:styleId="Tablanormal">
@@ -10985,122 +11002,6 @@
         </w:p>
       </w:docPartBody>
     </w:docPart>
-    <w:docPart>
-      <w:docPartPr>
-        <w:name w:val="E15D1E26799F4B0EB3DBA660E9C5C1A4"/>
-        <w:category>
-          <w:name w:val="General"/>
-          <w:gallery w:val="placeholder"/>
-        </w:category>
-        <w:types>
-          <w:type w:val="bbPlcHdr"/>
-        </w:types>
-        <w:behaviors>
-          <w:behavior w:val="content"/>
-        </w:behaviors>
-        <w:guid w:val="{CE4056BF-25B3-4610-9A87-0B2D8AD41CBF}"/>
-      </w:docPartPr>
-      <w:docPartBody>
-        <w:p>
-          <w:pPr>
-            <w:pStyle w:val="E15D1E26799F4B0EB3DBA660E9C5C1A4"/>
-          </w:pPr>
-          <w:r>
-            <w:rPr>
-              <w:rStyle w:val="Textodelmarcadordeposicin"/>
-            </w:rPr>
-            <w:t>Elija un elemento.</w:t>
-          </w:r>
-        </w:p>
-      </w:docPartBody>
-    </w:docPart>
-    <w:docPart>
-      <w:docPartPr>
-        <w:name w:val="F0A1E85E86FF4FC3886CDB3D0885BDCC"/>
-        <w:category>
-          <w:name w:val="General"/>
-          <w:gallery w:val="placeholder"/>
-        </w:category>
-        <w:types>
-          <w:type w:val="bbPlcHdr"/>
-        </w:types>
-        <w:behaviors>
-          <w:behavior w:val="content"/>
-        </w:behaviors>
-        <w:guid w:val="{AE359B50-CF99-4DD4-92FC-6043FA4C028B}"/>
-      </w:docPartPr>
-      <w:docPartBody>
-        <w:p>
-          <w:pPr>
-            <w:pStyle w:val="F0A1E85E86FF4FC3886CDB3D0885BDCC"/>
-          </w:pPr>
-          <w:r>
-            <w:rPr>
-              <w:rStyle w:val="Textodelmarcadordeposicin"/>
-            </w:rPr>
-            <w:t>Elija un elemento.</w:t>
-          </w:r>
-        </w:p>
-      </w:docPartBody>
-    </w:docPart>
-    <w:docPart>
-      <w:docPartPr>
-        <w:name w:val="F9C1AF7BCAA248799D281077CEF4A064"/>
-        <w:category>
-          <w:name w:val="General"/>
-          <w:gallery w:val="placeholder"/>
-        </w:category>
-        <w:types>
-          <w:type w:val="bbPlcHdr"/>
-        </w:types>
-        <w:behaviors>
-          <w:behavior w:val="content"/>
-        </w:behaviors>
-        <w:guid w:val="{A56F3861-1591-445B-9B83-33387EF16006}"/>
-      </w:docPartPr>
-      <w:docPartBody>
-        <w:p>
-          <w:pPr>
-            <w:pStyle w:val="F9C1AF7BCAA248799D281077CEF4A064"/>
-          </w:pPr>
-          <w:r>
-            <w:rPr>
-              <w:rStyle w:val="Textodelmarcadordeposicin"/>
-            </w:rPr>
-            <w:t>Elija un elemento.</w:t>
-          </w:r>
-        </w:p>
-      </w:docPartBody>
-    </w:docPart>
-    <w:docPart>
-      <w:docPartPr>
-        <w:name w:val="97F75C9B652049E5B0B7CC7BA2A0A2AD"/>
-        <w:category>
-          <w:name w:val="General"/>
-          <w:gallery w:val="placeholder"/>
-        </w:category>
-        <w:types>
-          <w:type w:val="bbPlcHdr"/>
-        </w:types>
-        <w:behaviors>
-          <w:behavior w:val="content"/>
-        </w:behaviors>
-        <w:guid w:val="{7D6DFE72-A13D-4DF4-A503-C7C83773B3D3}"/>
-      </w:docPartPr>
-      <w:docPartBody>
-        <w:p>
-          <w:pPr>
-            <w:pStyle w:val="97F75C9B652049E5B0B7CC7BA2A0A2AD"/>
-          </w:pPr>
-          <w:r>
-            <w:rPr>
-              <w:rStyle w:val="Textodelmarcadordeposicin"/>
-            </w:rPr>
-            <w:t>Elija un elemento.</w:t>
-          </w:r>
-        </w:p>
-      </w:docPartBody>
-    </w:docPart>
   </w:docParts>
 </w:glossaryDocument>
 </file>
@@ -11163,6 +11064,7 @@
     <w:sig w:usb0="E4002EFF" w:usb1="C000247B" w:usb2="00000009" w:usb3="00000000" w:csb0="000001FF" w:csb1="00000000"/>
   </w:font>
   <w:font w:name="Garamond">
+    <w:altName w:val="Cambria"/>
     <w:panose1 w:val="02020404030301010803"/>
     <w:charset w:val="00"/>
     <w:family w:val="roman"/>
@@ -11212,7 +11114,6 @@
     <w:sig w:usb0="E0002EFF" w:usb1="C000785B" w:usb2="00000009" w:usb3="00000000" w:csb0="000001FF" w:csb1="00000000"/>
   </w:font>
   <w:font w:name="Batang">
-    <w:altName w:val="바탕"/>
     <w:panose1 w:val="02030600000101010101"/>
     <w:charset w:val="81"/>
     <w:family w:val="roman"/>
@@ -11261,6 +11162,7 @@
     <w:rsidRoot w:val="00D031E8"/>
     <w:rsid w:val="00051952"/>
     <w:rsid w:val="000E1FF3"/>
+    <w:rsid w:val="00103CFE"/>
     <w:rsid w:val="001D14E3"/>
     <w:rsid w:val="001D2848"/>
     <w:rsid w:val="001F2124"/>
@@ -11269,6 +11171,7 @@
     <w:rsid w:val="004562E6"/>
     <w:rsid w:val="004C16B5"/>
     <w:rsid w:val="004D79DE"/>
+    <w:rsid w:val="005A295E"/>
     <w:rsid w:val="00762361"/>
     <w:rsid w:val="00892C24"/>
     <w:rsid w:val="00945B96"/>
